--- a/Analise e Projeto/documentos/Documento de caso de uso - Expandido.docx
+++ b/Analise e Projeto/documentos/Documento de caso de uso - Expandido.docx
@@ -397,7 +397,7 @@
           <w:szCs w:val="24"/>
           <w:rtl w:val="0"/>
         </w:rPr>
-        <w:t xml:space="preserve">: Permitir que o usuário Lattes edite e atualize as informações em seu currículo acadêmico, incluindo dados de formação, produções acadêmicas, prêmios e pesquisas.</w:t>
+        <w:t xml:space="preserve">: Permitir que o usuário atualize as informações em seu currículo.</w:t>
       </w:r>
     </w:p>
     <w:p>
@@ -473,7 +473,7 @@
           <w:szCs w:val="24"/>
           <w:rtl w:val="0"/>
         </w:rPr>
-        <w:t xml:space="preserve">: O Usuário Lattes poderá acessar o sistema, editar as seções de seu currículo conforme necessário e salvar as alterações no banco de dados, garantindo que suas informações estejam sempre atualizadas.</w:t>
+        <w:t xml:space="preserve">: O usuário pode editar as informações do currículo e, após confirmação, o sistema salva as alterações.</w:t>
       </w:r>
     </w:p>
     <w:p>
@@ -511,20 +511,7 @@
           <w:szCs w:val="24"/>
           <w:rtl w:val="0"/>
         </w:rPr>
-        <w:t xml:space="preserve">: RF05, RF04</w:t>
-      </w:r>
-    </w:p>
-    <w:p>
-      <w:pPr>
-        <w:rPr>
-          <w:sz w:val="24"/>
-          <w:szCs w:val="24"/>
-        </w:rPr>
-      </w:pPr>
-      <w:r>
-        <w:rPr>
-          <w:rtl w:val="0"/>
-        </w:rPr>
+        <w:t xml:space="preserve">: RF05</w:t>
       </w:r>
     </w:p>
     <w:p>
@@ -543,7 +530,7 @@
     <w:tbl>
       <w:tblPr>
         <w:tblStyle w:val="Table1"/>
-        <w:tblW w:w="9029.0" w:type="dxa"/>
+        <w:tblW w:w="9705.0" w:type="dxa"/>
         <w:jc w:val="left"/>
         <w:tblBorders>
           <w:top w:color="000000" w:space="0" w:sz="8" w:val="single"/>
@@ -557,12 +544,12 @@
         <w:tblLook w:val="0600"/>
       </w:tblPr>
       <w:tblGrid>
-        <w:gridCol w:w="4514.5"/>
-        <w:gridCol w:w="4514.5"/>
+        <w:gridCol w:w="5415"/>
+        <w:gridCol w:w="4290"/>
         <w:tblGridChange w:id="0">
           <w:tblGrid>
-            <w:gridCol w:w="4514.5"/>
-            <w:gridCol w:w="4514.5"/>
+            <w:gridCol w:w="5415"/>
+            <w:gridCol w:w="4290"/>
           </w:tblGrid>
         </w:tblGridChange>
       </w:tblGrid>
@@ -715,33 +702,15 @@
                 <w:szCs w:val="24"/>
                 <w:rtl w:val="0"/>
               </w:rPr>
-              <w:t xml:space="preserve">O </w:t>
-            </w:r>
-            <w:r>
-              <w:rPr>
-                <w:b w:val="1"/>
-                <w:sz w:val="24"/>
-                <w:szCs w:val="24"/>
-                <w:rtl w:val="0"/>
-              </w:rPr>
-              <w:t xml:space="preserve">Usuário</w:t>
-            </w:r>
-            <w:r>
-              <w:rPr>
-                <w:b w:val="1"/>
-                <w:sz w:val="24"/>
-                <w:szCs w:val="24"/>
-                <w:rtl w:val="0"/>
-              </w:rPr>
-              <w:t xml:space="preserve"> Lattes</w:t>
-            </w:r>
-            <w:r>
-              <w:rPr>
-                <w:sz w:val="24"/>
-                <w:szCs w:val="24"/>
-                <w:rtl w:val="0"/>
-              </w:rPr>
-              <w:t xml:space="preserve"> seleciona a opção "Editar Currículo" no painel de controle do sistema.</w:t>
+              <w:t xml:space="preserve">1.O Usuário Lattes</w:t>
+            </w:r>
+            <w:r>
+              <w:rPr>
+                <w:sz w:val="24"/>
+                <w:szCs w:val="24"/>
+                <w:rtl w:val="0"/>
+              </w:rPr>
+              <w:t xml:space="preserve"> quer editar seu currículo.</w:t>
             </w:r>
           </w:p>
         </w:tc>
@@ -785,15 +754,15 @@
                 <w:szCs w:val="24"/>
                 <w:rtl w:val="0"/>
               </w:rPr>
-              <w:t xml:space="preserve">O Sistema</w:t>
-            </w:r>
-            <w:r>
-              <w:rPr>
-                <w:sz w:val="24"/>
-                <w:szCs w:val="24"/>
-                <w:rtl w:val="0"/>
-              </w:rPr>
-              <w:t xml:space="preserve"> exibe o currículo do usuário com todas as informações atuais.</w:t>
+              <w:t xml:space="preserve">2.O Sistema</w:t>
+            </w:r>
+            <w:r>
+              <w:rPr>
+                <w:sz w:val="24"/>
+                <w:szCs w:val="24"/>
+                <w:rtl w:val="0"/>
+              </w:rPr>
+              <w:t xml:space="preserve"> exibe o formulário com as informações do currículo atual.</w:t>
             </w:r>
           </w:p>
         </w:tc>
@@ -843,7 +812,7 @@
                 <w:szCs w:val="24"/>
                 <w:rtl w:val="0"/>
               </w:rPr>
-              <w:t xml:space="preserve">O </w:t>
+              <w:t xml:space="preserve">3.O </w:t>
             </w:r>
             <w:r>
               <w:rPr>
@@ -913,7 +882,7 @@
                 <w:szCs w:val="24"/>
                 <w:rtl w:val="0"/>
               </w:rPr>
-              <w:t xml:space="preserve">O Sistema</w:t>
+              <w:t xml:space="preserve">4.O Sistema</w:t>
             </w:r>
             <w:r>
               <w:rPr>
@@ -971,15 +940,15 @@
                 <w:szCs w:val="24"/>
                 <w:rtl w:val="0"/>
               </w:rPr>
-              <w:t xml:space="preserve">O Usuário Lattes</w:t>
-            </w:r>
-            <w:r>
-              <w:rPr>
-                <w:sz w:val="24"/>
-                <w:szCs w:val="24"/>
-                <w:rtl w:val="0"/>
-              </w:rPr>
-              <w:t xml:space="preserve"> altera as informações desejadas e clica em "Salvar".</w:t>
+              <w:t xml:space="preserve">5.O Usuário Lattes</w:t>
+            </w:r>
+            <w:r>
+              <w:rPr>
+                <w:sz w:val="24"/>
+                <w:szCs w:val="24"/>
+                <w:rtl w:val="0"/>
+              </w:rPr>
+              <w:t xml:space="preserve"> edita as informações e clica em "Salvar".</w:t>
             </w:r>
           </w:p>
         </w:tc>
@@ -996,22 +965,11 @@
           </w:tcPr>
           <w:p>
             <w:pPr>
-              <w:keepNext w:val="0"/>
-              <w:keepLines w:val="0"/>
-              <w:pageBreakBefore w:val="0"/>
               <w:widowControl w:val="0"/>
-              <w:pBdr>
-                <w:top w:space="0" w:sz="0" w:val="nil"/>
-                <w:left w:space="0" w:sz="0" w:val="nil"/>
-                <w:bottom w:space="0" w:sz="0" w:val="nil"/>
-                <w:right w:space="0" w:sz="0" w:val="nil"/>
-                <w:between w:space="0" w:sz="0" w:val="nil"/>
-              </w:pBdr>
-              <w:shd w:fill="auto" w:val="clear"/>
-              <w:spacing w:after="0" w:before="0" w:line="240" w:lineRule="auto"/>
-              <w:ind w:left="0" w:right="0" w:firstLine="0"/>
+              <w:spacing w:line="240" w:lineRule="auto"/>
               <w:jc w:val="center"/>
               <w:rPr>
+                <w:b w:val="1"/>
                 <w:sz w:val="24"/>
                 <w:szCs w:val="24"/>
               </w:rPr>
@@ -1023,15 +981,20 @@
                 <w:szCs w:val="24"/>
                 <w:rtl w:val="0"/>
               </w:rPr>
-              <w:t xml:space="preserve">O Sistema</w:t>
-            </w:r>
-            <w:r>
-              <w:rPr>
-                <w:sz w:val="24"/>
-                <w:szCs w:val="24"/>
-                <w:rtl w:val="0"/>
-              </w:rPr>
-              <w:t xml:space="preserve"> valida as informações inseridas para garantir consistência (ex.: formato de datas correto).</w:t>
+              <w:t xml:space="preserve">6.O Sistema</w:t>
+            </w:r>
+            <w:r>
+              <w:rPr>
+                <w:sz w:val="24"/>
+                <w:szCs w:val="24"/>
+                <w:rtl w:val="0"/>
+              </w:rPr>
+              <w:t xml:space="preserve"> valida se os campos obrigatórios estão preenchidos, se as datas inseridas estão no formato correto, e não há inconsistências nos dados.</w:t>
+            </w:r>
+            <w:r>
+              <w:rPr>
+                <w:rtl w:val="0"/>
+              </w:rPr>
             </w:r>
           </w:p>
         </w:tc>
@@ -1076,20 +1039,8 @@
             </w:pPr>
             <w:r>
               <w:rPr>
-                <w:b w:val="1"/>
-                <w:sz w:val="24"/>
-                <w:szCs w:val="24"/>
-                <w:rtl w:val="0"/>
-              </w:rPr>
-              <w:t xml:space="preserve">O Sistema</w:t>
-            </w:r>
-            <w:r>
-              <w:rPr>
-                <w:sz w:val="24"/>
-                <w:szCs w:val="24"/>
-                <w:rtl w:val="0"/>
-              </w:rPr>
-              <w:t xml:space="preserve"> salva as alterações no banco de dados.</w:t>
+                <w:rtl w:val="0"/>
+              </w:rPr>
             </w:r>
           </w:p>
         </w:tc>
@@ -1133,15 +1084,15 @@
                 <w:szCs w:val="24"/>
                 <w:rtl w:val="0"/>
               </w:rPr>
-              <w:t xml:space="preserve">As novas informações</w:t>
-            </w:r>
-            <w:r>
-              <w:rPr>
-                <w:sz w:val="24"/>
-                <w:szCs w:val="24"/>
-                <w:rtl w:val="0"/>
-              </w:rPr>
-              <w:t xml:space="preserve"> são armazenadas com sucesso, e o sistema atualiza o identificador de versão do currículo.</w:t>
+              <w:t xml:space="preserve">7.O Sistema</w:t>
+            </w:r>
+            <w:r>
+              <w:rPr>
+                <w:sz w:val="24"/>
+                <w:szCs w:val="24"/>
+                <w:rtl w:val="0"/>
+              </w:rPr>
+              <w:t xml:space="preserve"> salva os dados e confirma a atualização para o usuário.</w:t>
             </w:r>
           </w:p>
         </w:tc>
@@ -1149,19 +1100,6 @@
     </w:tbl>
     <w:p>
       <w:pPr>
-        <w:rPr>
-          <w:sz w:val="24"/>
-          <w:szCs w:val="24"/>
-        </w:rPr>
-      </w:pPr>
-      <w:r>
-        <w:rPr>
-          <w:rtl w:val="0"/>
-        </w:rPr>
-      </w:r>
-    </w:p>
-    <w:p>
-      <w:pPr>
         <w:pStyle w:val="Heading4"/>
         <w:keepNext w:val="0"/>
         <w:keepLines w:val="0"/>
@@ -1198,71 +1136,111 @@
           <w:szCs w:val="24"/>
           <w:rtl w:val="0"/>
         </w:rPr>
-        <w:t xml:space="preserve">Etapa 3</w:t>
-      </w:r>
-      <w:r>
-        <w:rPr>
-          <w:sz w:val="24"/>
-          <w:szCs w:val="24"/>
-          <w:rtl w:val="0"/>
-        </w:rPr>
-        <w:t xml:space="preserve">: Caso o usuário tente inserir dados incorretos (ex.: uma data no formato errado), o sistema exibirá uma mensagem de erro e solicitará a correção antes de permitir o salvamento.</w:t>
-      </w:r>
-    </w:p>
-    <w:p>
-      <w:pPr>
-        <w:rPr>
-          <w:sz w:val="24"/>
-          <w:szCs w:val="24"/>
-        </w:rPr>
-      </w:pPr>
-      <w:r>
-        <w:rPr>
-          <w:rtl w:val="0"/>
-        </w:rPr>
-      </w:r>
-    </w:p>
-    <w:p>
-      <w:pPr>
-        <w:rPr>
-          <w:sz w:val="24"/>
-          <w:szCs w:val="24"/>
-        </w:rPr>
-      </w:pPr>
-      <w:r>
-        <w:rPr>
-          <w:rtl w:val="0"/>
-        </w:rPr>
-      </w:r>
-    </w:p>
-    <w:p>
-      <w:pPr>
-        <w:rPr>
-          <w:sz w:val="24"/>
-          <w:szCs w:val="24"/>
-        </w:rPr>
-      </w:pPr>
-      <w:r>
-        <w:rPr>
-          <w:rtl w:val="0"/>
-        </w:rPr>
-      </w:r>
-    </w:p>
-    <w:p>
-      <w:pPr>
-        <w:rPr>
-          <w:sz w:val="24"/>
-          <w:szCs w:val="24"/>
-        </w:rPr>
-      </w:pPr>
-      <w:r>
-        <w:rPr>
-          <w:rtl w:val="0"/>
-        </w:rPr>
-      </w:r>
-    </w:p>
-    <w:p>
-      <w:pPr>
+        <w:t xml:space="preserve">Etapa 6</w:t>
+      </w:r>
+      <w:r>
+        <w:rPr>
+          <w:sz w:val="24"/>
+          <w:szCs w:val="24"/>
+          <w:rtl w:val="0"/>
+        </w:rPr>
+        <w:t xml:space="preserve">: Se o sistema não conseguir salvar os dados, exibe uma mensagem de erro e solicita que o usuário tente novamente.</w:t>
+      </w:r>
+    </w:p>
+    <w:p>
+      <w:pPr>
+        <w:spacing w:after="240" w:before="240" w:lineRule="auto"/>
+        <w:ind w:left="0" w:firstLine="0"/>
+        <w:rPr>
+          <w:sz w:val="24"/>
+          <w:szCs w:val="24"/>
+        </w:rPr>
+      </w:pPr>
+      <w:r>
+        <w:rPr>
+          <w:rtl w:val="0"/>
+        </w:rPr>
+      </w:r>
+    </w:p>
+    <w:p>
+      <w:pPr>
+        <w:spacing w:after="240" w:before="240" w:lineRule="auto"/>
+        <w:ind w:left="0" w:firstLine="0"/>
+        <w:rPr>
+          <w:sz w:val="24"/>
+          <w:szCs w:val="24"/>
+        </w:rPr>
+      </w:pPr>
+      <w:r>
+        <w:rPr>
+          <w:rtl w:val="0"/>
+        </w:rPr>
+      </w:r>
+    </w:p>
+    <w:p>
+      <w:pPr>
+        <w:spacing w:after="240" w:before="240" w:lineRule="auto"/>
+        <w:ind w:left="0" w:firstLine="0"/>
+        <w:rPr>
+          <w:sz w:val="24"/>
+          <w:szCs w:val="24"/>
+        </w:rPr>
+      </w:pPr>
+      <w:r>
+        <w:rPr>
+          <w:rtl w:val="0"/>
+        </w:rPr>
+      </w:r>
+    </w:p>
+    <w:p>
+      <w:pPr>
+        <w:spacing w:after="240" w:before="240" w:lineRule="auto"/>
+        <w:ind w:left="0" w:firstLine="0"/>
+        <w:rPr>
+          <w:sz w:val="24"/>
+          <w:szCs w:val="24"/>
+        </w:rPr>
+      </w:pPr>
+      <w:r>
+        <w:rPr>
+          <w:rtl w:val="0"/>
+        </w:rPr>
+      </w:r>
+    </w:p>
+    <w:p>
+      <w:pPr>
+        <w:spacing w:after="240" w:before="240" w:lineRule="auto"/>
+        <w:ind w:left="0" w:firstLine="0"/>
+        <w:rPr>
+          <w:sz w:val="24"/>
+          <w:szCs w:val="24"/>
+        </w:rPr>
+      </w:pPr>
+      <w:r>
+        <w:rPr>
+          <w:rtl w:val="0"/>
+        </w:rPr>
+      </w:r>
+    </w:p>
+    <w:p>
+      <w:pPr>
+        <w:spacing w:after="240" w:before="240" w:lineRule="auto"/>
+        <w:ind w:left="0" w:firstLine="0"/>
+        <w:rPr>
+          <w:sz w:val="24"/>
+          <w:szCs w:val="24"/>
+        </w:rPr>
+      </w:pPr>
+      <w:r>
+        <w:rPr>
+          <w:rtl w:val="0"/>
+        </w:rPr>
+      </w:r>
+    </w:p>
+    <w:p>
+      <w:pPr>
+        <w:spacing w:after="240" w:before="240" w:lineRule="auto"/>
+        <w:ind w:left="0" w:firstLine="0"/>
         <w:rPr>
           <w:b w:val="1"/>
           <w:sz w:val="24"/>
@@ -1282,20 +1260,6 @@
     <w:p>
       <w:pPr>
         <w:rPr>
-          <w:b w:val="1"/>
-          <w:sz w:val="24"/>
-          <w:szCs w:val="24"/>
-        </w:rPr>
-      </w:pPr>
-      <w:r>
-        <w:rPr>
-          <w:rtl w:val="0"/>
-        </w:rPr>
-      </w:r>
-    </w:p>
-    <w:p>
-      <w:pPr>
-        <w:rPr>
           <w:sz w:val="24"/>
           <w:szCs w:val="24"/>
         </w:rPr>
@@ -1315,7 +1279,7 @@
           <w:szCs w:val="24"/>
           <w:rtl w:val="0"/>
         </w:rPr>
-        <w:t xml:space="preserve">: Usuário Lattes, Administrador</w:t>
+        <w:t xml:space="preserve">: Usuário Lattes ou Administrador</w:t>
       </w:r>
     </w:p>
     <w:p>
@@ -1353,7 +1317,7 @@
           <w:szCs w:val="24"/>
           <w:rtl w:val="0"/>
         </w:rPr>
-        <w:t xml:space="preserve">: Permitir que o usuário ou administrador gere um relatório detalhado das atividades acadêmicas e profissionais registradas no currículo.</w:t>
+        <w:t xml:space="preserve">: Permitir a geração de relatórios sobre as atividades cadastradas no currículo.</w:t>
       </w:r>
     </w:p>
     <w:p>
@@ -1429,7 +1393,7 @@
           <w:szCs w:val="24"/>
           <w:rtl w:val="0"/>
         </w:rPr>
-        <w:t xml:space="preserve">: O sistema permite a geração de relatórios completos em formato PDF ou XML, que podem ser utilizados para avaliações acadêmicas ou institucionais.</w:t>
+        <w:t xml:space="preserve">: O sistema gera relatórios detalhados das atividades do usuário, conforme solicitado..</w:t>
       </w:r>
     </w:p>
     <w:p>
@@ -1468,32 +1432,6 @@
           <w:rtl w:val="0"/>
         </w:rPr>
         <w:t xml:space="preserve">: RF08</w:t>
-      </w:r>
-    </w:p>
-    <w:p>
-      <w:pPr>
-        <w:rPr>
-          <w:sz w:val="24"/>
-          <w:szCs w:val="24"/>
-        </w:rPr>
-      </w:pPr>
-      <w:r>
-        <w:rPr>
-          <w:rtl w:val="0"/>
-        </w:rPr>
-      </w:r>
-    </w:p>
-    <w:p>
-      <w:pPr>
-        <w:rPr>
-          <w:sz w:val="24"/>
-          <w:szCs w:val="24"/>
-        </w:rPr>
-      </w:pPr>
-      <w:r>
-        <w:rPr>
-          <w:rtl w:val="0"/>
-        </w:rPr>
       </w:r>
     </w:p>
     <w:p>
@@ -1525,7 +1463,7 @@
     <w:tbl>
       <w:tblPr>
         <w:tblStyle w:val="Table2"/>
-        <w:tblW w:w="9029.0" w:type="dxa"/>
+        <w:tblW w:w="9735.0" w:type="dxa"/>
         <w:jc w:val="left"/>
         <w:tblBorders>
           <w:top w:color="000000" w:space="0" w:sz="8" w:val="single"/>
@@ -1539,12 +1477,12 @@
         <w:tblLook w:val="0600"/>
       </w:tblPr>
       <w:tblGrid>
-        <w:gridCol w:w="4514.5"/>
-        <w:gridCol w:w="4514.5"/>
+        <w:gridCol w:w="5475"/>
+        <w:gridCol w:w="4260"/>
         <w:tblGridChange w:id="0">
           <w:tblGrid>
-            <w:gridCol w:w="4514.5"/>
-            <w:gridCol w:w="4514.5"/>
+            <w:gridCol w:w="5475"/>
+            <w:gridCol w:w="4260"/>
           </w:tblGrid>
         </w:tblGridChange>
       </w:tblGrid>
@@ -1661,15 +1599,15 @@
                 <w:szCs w:val="24"/>
                 <w:rtl w:val="0"/>
               </w:rPr>
-              <w:t xml:space="preserve">O Usuário Lattes ou Administrador</w:t>
-            </w:r>
-            <w:r>
-              <w:rPr>
-                <w:sz w:val="24"/>
-                <w:szCs w:val="24"/>
-                <w:rtl w:val="0"/>
-              </w:rPr>
-              <w:t xml:space="preserve"> acessa o painel de relatórios e seleciona a opção "Gerar Relatório de Atividades".</w:t>
+              <w:t xml:space="preserve">1.O Usuário Lattes</w:t>
+            </w:r>
+            <w:r>
+              <w:rPr>
+                <w:sz w:val="24"/>
+                <w:szCs w:val="24"/>
+                <w:rtl w:val="0"/>
+              </w:rPr>
+              <w:t xml:space="preserve"> quer gerar relatórios de atividades.</w:t>
             </w:r>
           </w:p>
         </w:tc>
@@ -1701,15 +1639,15 @@
                 <w:szCs w:val="24"/>
                 <w:rtl w:val="0"/>
               </w:rPr>
-              <w:t xml:space="preserve">O Sistema</w:t>
-            </w:r>
-            <w:r>
-              <w:rPr>
-                <w:sz w:val="24"/>
-                <w:szCs w:val="24"/>
-                <w:rtl w:val="0"/>
-              </w:rPr>
-              <w:t xml:space="preserve"> exibe as opções de filtro para a geração de relatórios (ex.: período, tipo de atividade).</w:t>
+              <w:t xml:space="preserve">2.O Sistema</w:t>
+            </w:r>
+            <w:r>
+              <w:rPr>
+                <w:sz w:val="24"/>
+                <w:szCs w:val="24"/>
+                <w:rtl w:val="0"/>
+              </w:rPr>
+              <w:t xml:space="preserve"> solicita que o usuário defina os parâmetros de filtro.</w:t>
             </w:r>
           </w:p>
         </w:tc>
@@ -1747,15 +1685,15 @@
                 <w:szCs w:val="24"/>
                 <w:rtl w:val="0"/>
               </w:rPr>
-              <w:t xml:space="preserve">O Ator</w:t>
-            </w:r>
-            <w:r>
-              <w:rPr>
-                <w:sz w:val="24"/>
-                <w:szCs w:val="24"/>
-                <w:rtl w:val="0"/>
-              </w:rPr>
-              <w:t xml:space="preserve"> escolhe os filtros desejados e solicita a geração do relatório.</w:t>
+              <w:t xml:space="preserve">3.O Usuário Lattes</w:t>
+            </w:r>
+            <w:r>
+              <w:rPr>
+                <w:sz w:val="24"/>
+                <w:szCs w:val="24"/>
+                <w:rtl w:val="0"/>
+              </w:rPr>
+              <w:t xml:space="preserve"> define os parâmetros e solicita o relatório.</w:t>
             </w:r>
           </w:p>
         </w:tc>
@@ -1787,15 +1725,15 @@
                 <w:szCs w:val="24"/>
                 <w:rtl w:val="0"/>
               </w:rPr>
-              <w:t xml:space="preserve">O Sistema</w:t>
-            </w:r>
-            <w:r>
-              <w:rPr>
-                <w:sz w:val="24"/>
-                <w:szCs w:val="24"/>
-                <w:rtl w:val="0"/>
-              </w:rPr>
-              <w:t xml:space="preserve"> processa os dados de atividades armazenados no banco de dados e cria o relatório conforme solicitado.</w:t>
+              <w:t xml:space="preserve">4.O Sistema</w:t>
+            </w:r>
+            <w:r>
+              <w:rPr>
+                <w:sz w:val="24"/>
+                <w:szCs w:val="24"/>
+                <w:rtl w:val="0"/>
+              </w:rPr>
+              <w:t xml:space="preserve"> processa as informações de atividades relacionadas às produções acadêmicas, projetos de pesquisa, premiações e conquistas participações em eventos.O sistema compila esses dados conforme o filtro solicitado.</w:t>
             </w:r>
           </w:p>
         </w:tc>
@@ -1828,20 +1766,8 @@
             </w:pPr>
             <w:r>
               <w:rPr>
-                <w:b w:val="1"/>
-                <w:sz w:val="24"/>
-                <w:szCs w:val="24"/>
-                <w:rtl w:val="0"/>
-              </w:rPr>
-              <w:t xml:space="preserve">O Sistema</w:t>
-            </w:r>
-            <w:r>
-              <w:rPr>
-                <w:sz w:val="24"/>
-                <w:szCs w:val="24"/>
-                <w:rtl w:val="0"/>
-              </w:rPr>
-              <w:t xml:space="preserve"> oferece opções para visualizar, salvar ou baixar o relatório gerado.</w:t>
+                <w:rtl w:val="0"/>
+              </w:rPr>
             </w:r>
           </w:p>
         </w:tc>
@@ -1873,15 +1799,15 @@
                 <w:szCs w:val="24"/>
                 <w:rtl w:val="0"/>
               </w:rPr>
-              <w:t xml:space="preserve">O Usuário ou Administrador</w:t>
-            </w:r>
-            <w:r>
-              <w:rPr>
-                <w:sz w:val="24"/>
-                <w:szCs w:val="24"/>
-                <w:rtl w:val="0"/>
-              </w:rPr>
-              <w:t xml:space="preserve"> visualiza o relatório no formato solicitado e pode baixar o arquivo ou imprimi-lo.</w:t>
+              <w:t xml:space="preserve">5.O Sistema</w:t>
+            </w:r>
+            <w:r>
+              <w:rPr>
+                <w:sz w:val="24"/>
+                <w:szCs w:val="24"/>
+                <w:rtl w:val="0"/>
+              </w:rPr>
+              <w:t xml:space="preserve"> gera o relatório e exibe para o usuário.</w:t>
             </w:r>
           </w:p>
         </w:tc>
@@ -1922,6 +1848,58 @@
       </w:pPr>
       <w:r>
         <w:rPr>
+          <w:rtl w:val="0"/>
+        </w:rPr>
+      </w:r>
+    </w:p>
+    <w:p>
+      <w:pPr>
+        <w:rPr>
+          <w:sz w:val="24"/>
+          <w:szCs w:val="24"/>
+        </w:rPr>
+      </w:pPr>
+      <w:r>
+        <w:rPr>
+          <w:rtl w:val="0"/>
+        </w:rPr>
+      </w:r>
+    </w:p>
+    <w:p>
+      <w:pPr>
+        <w:rPr>
+          <w:sz w:val="24"/>
+          <w:szCs w:val="24"/>
+        </w:rPr>
+      </w:pPr>
+      <w:r>
+        <w:rPr>
+          <w:rtl w:val="0"/>
+        </w:rPr>
+      </w:r>
+    </w:p>
+    <w:p>
+      <w:pPr>
+        <w:rPr>
+          <w:sz w:val="24"/>
+          <w:szCs w:val="24"/>
+        </w:rPr>
+      </w:pPr>
+      <w:r>
+        <w:rPr>
+          <w:rtl w:val="0"/>
+        </w:rPr>
+      </w:r>
+    </w:p>
+    <w:p>
+      <w:pPr>
+        <w:rPr>
+          <w:sz w:val="24"/>
+          <w:szCs w:val="24"/>
+        </w:rPr>
+      </w:pPr>
+      <w:r>
+        <w:rPr>
           <w:b w:val="1"/>
           <w:sz w:val="24"/>
           <w:szCs w:val="24"/>
@@ -1960,74 +1938,4283 @@
       </w:pPr>
       <w:r>
         <w:rPr>
-          <w:sz w:val="24"/>
-          <w:szCs w:val="24"/>
-          <w:rtl w:val="0"/>
-        </w:rPr>
-        <w:t xml:space="preserve">No </w:t>
-      </w:r>
-      <w:r>
-        <w:rPr>
-          <w:b w:val="1"/>
-          <w:sz w:val="24"/>
-          <w:szCs w:val="24"/>
-          <w:rtl w:val="0"/>
-        </w:rPr>
-        <w:t xml:space="preserve">Editar Currículo</w:t>
-      </w:r>
-      <w:r>
-        <w:rPr>
-          <w:sz w:val="24"/>
-          <w:szCs w:val="24"/>
-          <w:rtl w:val="0"/>
-        </w:rPr>
-        <w:t xml:space="preserve">, se o usuário inserir dados incorretos, o sistema exibe uma mensagem de erro.</w:t>
-      </w:r>
-    </w:p>
-    <w:p>
-      <w:pPr>
-        <w:rPr>
-          <w:sz w:val="24"/>
-          <w:szCs w:val="24"/>
-        </w:rPr>
-      </w:pPr>
-      <w:r>
-        <w:rPr>
-          <w:rtl w:val="0"/>
-        </w:rPr>
-      </w:r>
-    </w:p>
-    <w:p>
-      <w:pPr>
-        <w:rPr>
-          <w:sz w:val="24"/>
-          <w:szCs w:val="24"/>
-        </w:rPr>
-      </w:pPr>
-      <w:r>
-        <w:rPr>
-          <w:sz w:val="24"/>
-          <w:szCs w:val="24"/>
-          <w:rtl w:val="0"/>
-        </w:rPr>
-        <w:t xml:space="preserve">No </w:t>
-      </w:r>
-      <w:r>
-        <w:rPr>
-          <w:b w:val="1"/>
-          <w:sz w:val="24"/>
-          <w:szCs w:val="24"/>
-          <w:rtl w:val="0"/>
-        </w:rPr>
-        <w:t xml:space="preserve">Gerar Relatório de Atividades</w:t>
-      </w:r>
-      <w:r>
-        <w:rPr>
-          <w:sz w:val="24"/>
-          <w:szCs w:val="24"/>
-          <w:rtl w:val="0"/>
-        </w:rPr>
-        <w:t xml:space="preserve">, se houver poucos dados para gerar o relatório, o sistema notificará o ator sobre a possível falta de registros.</w:t>
+          <w:b w:val="1"/>
+          <w:sz w:val="24"/>
+          <w:szCs w:val="24"/>
+          <w:rtl w:val="0"/>
+        </w:rPr>
+        <w:t xml:space="preserve">Etapa 4</w:t>
+      </w:r>
+      <w:r>
+        <w:rPr>
+          <w:sz w:val="24"/>
+          <w:szCs w:val="24"/>
+          <w:rtl w:val="0"/>
+        </w:rPr>
+        <w:t xml:space="preserve">: Se não houver dados suficientes para o período solicitado, </w:t>
+      </w:r>
+      <w:r>
+        <w:rPr>
+          <w:b w:val="1"/>
+          <w:sz w:val="24"/>
+          <w:szCs w:val="24"/>
+          <w:rtl w:val="0"/>
+        </w:rPr>
+        <w:t xml:space="preserve">o Sistema</w:t>
+      </w:r>
+      <w:r>
+        <w:rPr>
+          <w:sz w:val="24"/>
+          <w:szCs w:val="24"/>
+          <w:rtl w:val="0"/>
+        </w:rPr>
+        <w:t xml:space="preserve"> exibe uma mensagem notificando o usuário sobre a possível falta de informações.</w:t>
+      </w:r>
+    </w:p>
+    <w:p>
+      <w:pPr>
+        <w:rPr>
+          <w:sz w:val="24"/>
+          <w:szCs w:val="24"/>
+        </w:rPr>
+      </w:pPr>
+      <w:r>
+        <w:rPr>
+          <w:rtl w:val="0"/>
+        </w:rPr>
+      </w:r>
+    </w:p>
+    <w:p>
+      <w:pPr>
+        <w:rPr>
+          <w:sz w:val="24"/>
+          <w:szCs w:val="24"/>
+        </w:rPr>
+      </w:pPr>
+      <w:r>
+        <w:rPr>
+          <w:rtl w:val="0"/>
+        </w:rPr>
+      </w:r>
+    </w:p>
+    <w:p>
+      <w:pPr>
+        <w:rPr>
+          <w:sz w:val="24"/>
+          <w:szCs w:val="24"/>
+        </w:rPr>
+      </w:pPr>
+      <w:r>
+        <w:rPr>
+          <w:rtl w:val="0"/>
+        </w:rPr>
+      </w:r>
+    </w:p>
+    <w:p>
+      <w:pPr>
+        <w:rPr>
+          <w:sz w:val="24"/>
+          <w:szCs w:val="24"/>
+        </w:rPr>
+      </w:pPr>
+      <w:r>
+        <w:rPr>
+          <w:rtl w:val="0"/>
+        </w:rPr>
+      </w:r>
+    </w:p>
+    <w:p>
+      <w:pPr>
+        <w:rPr>
+          <w:sz w:val="24"/>
+          <w:szCs w:val="24"/>
+        </w:rPr>
+      </w:pPr>
+      <w:r>
+        <w:rPr>
+          <w:rtl w:val="0"/>
+        </w:rPr>
+      </w:r>
+    </w:p>
+    <w:p>
+      <w:pPr>
+        <w:rPr>
+          <w:sz w:val="24"/>
+          <w:szCs w:val="24"/>
+        </w:rPr>
+      </w:pPr>
+      <w:r>
+        <w:rPr>
+          <w:b w:val="1"/>
+          <w:sz w:val="24"/>
+          <w:szCs w:val="24"/>
+          <w:rtl w:val="0"/>
+        </w:rPr>
+        <w:t xml:space="preserve">Caso de Uso: Login no Sistema</w:t>
+        <w:br w:type="textWrapping"/>
+        <w:br w:type="textWrapping"/>
+        <w:t xml:space="preserve">Ator: </w:t>
+      </w:r>
+      <w:r>
+        <w:rPr>
+          <w:sz w:val="24"/>
+          <w:szCs w:val="24"/>
+          <w:rtl w:val="0"/>
+        </w:rPr>
+        <w:t xml:space="preserve">Usuário Lattes</w:t>
+      </w:r>
+    </w:p>
+    <w:p>
+      <w:pPr>
+        <w:rPr>
+          <w:sz w:val="24"/>
+          <w:szCs w:val="24"/>
+        </w:rPr>
+      </w:pPr>
+      <w:r>
+        <w:rPr>
+          <w:rtl w:val="0"/>
+        </w:rPr>
+      </w:r>
+    </w:p>
+    <w:p>
+      <w:pPr>
+        <w:rPr>
+          <w:sz w:val="24"/>
+          <w:szCs w:val="24"/>
+        </w:rPr>
+      </w:pPr>
+      <w:r>
+        <w:rPr>
+          <w:b w:val="1"/>
+          <w:sz w:val="24"/>
+          <w:szCs w:val="24"/>
+          <w:rtl w:val="0"/>
+        </w:rPr>
+        <w:t xml:space="preserve">Finalidade</w:t>
+      </w:r>
+      <w:r>
+        <w:rPr>
+          <w:sz w:val="24"/>
+          <w:szCs w:val="24"/>
+          <w:rtl w:val="0"/>
+        </w:rPr>
+        <w:t xml:space="preserve">: Autenticar o usuário no sistema para que ele possa acessar suas funcionalidades.</w:t>
+      </w:r>
+    </w:p>
+    <w:p>
+      <w:pPr>
+        <w:rPr>
+          <w:sz w:val="24"/>
+          <w:szCs w:val="24"/>
+        </w:rPr>
+      </w:pPr>
+      <w:r>
+        <w:rPr>
+          <w:rtl w:val="0"/>
+        </w:rPr>
+      </w:r>
+    </w:p>
+    <w:p>
+      <w:pPr>
+        <w:rPr>
+          <w:sz w:val="24"/>
+          <w:szCs w:val="24"/>
+        </w:rPr>
+      </w:pPr>
+      <w:r>
+        <w:rPr>
+          <w:b w:val="1"/>
+          <w:sz w:val="24"/>
+          <w:szCs w:val="24"/>
+          <w:rtl w:val="0"/>
+        </w:rPr>
+        <w:t xml:space="preserve">Tipo</w:t>
+      </w:r>
+      <w:r>
+        <w:rPr>
+          <w:sz w:val="24"/>
+          <w:szCs w:val="24"/>
+          <w:rtl w:val="0"/>
+        </w:rPr>
+        <w:t xml:space="preserve">: Primário</w:t>
+      </w:r>
+    </w:p>
+    <w:p>
+      <w:pPr>
+        <w:rPr>
+          <w:sz w:val="24"/>
+          <w:szCs w:val="24"/>
+        </w:rPr>
+      </w:pPr>
+      <w:r>
+        <w:rPr>
+          <w:rtl w:val="0"/>
+        </w:rPr>
+      </w:r>
+    </w:p>
+    <w:p>
+      <w:pPr>
+        <w:rPr>
+          <w:sz w:val="24"/>
+          <w:szCs w:val="24"/>
+        </w:rPr>
+      </w:pPr>
+      <w:r>
+        <w:rPr>
+          <w:b w:val="1"/>
+          <w:sz w:val="24"/>
+          <w:szCs w:val="24"/>
+          <w:rtl w:val="0"/>
+        </w:rPr>
+        <w:t xml:space="preserve">Visão Geral</w:t>
+      </w:r>
+      <w:r>
+        <w:rPr>
+          <w:sz w:val="24"/>
+          <w:szCs w:val="24"/>
+          <w:rtl w:val="0"/>
+        </w:rPr>
+        <w:t xml:space="preserve">: O usuário faz login no sistema inserindo suas credenciais (e-mail e senha). Se as credenciais forem válidas, ele terá acesso às funcionalidades do sistema.</w:t>
+      </w:r>
+    </w:p>
+    <w:p>
+      <w:pPr>
+        <w:rPr>
+          <w:sz w:val="24"/>
+          <w:szCs w:val="24"/>
+        </w:rPr>
+      </w:pPr>
+      <w:r>
+        <w:rPr>
+          <w:rtl w:val="0"/>
+        </w:rPr>
+      </w:r>
+    </w:p>
+    <w:p>
+      <w:pPr>
+        <w:rPr>
+          <w:sz w:val="24"/>
+          <w:szCs w:val="24"/>
+        </w:rPr>
+      </w:pPr>
+      <w:r>
+        <w:rPr>
+          <w:b w:val="1"/>
+          <w:sz w:val="24"/>
+          <w:szCs w:val="24"/>
+          <w:rtl w:val="0"/>
+        </w:rPr>
+        <w:t xml:space="preserve">Referência Cruzada</w:t>
+      </w:r>
+      <w:r>
+        <w:rPr>
+          <w:sz w:val="24"/>
+          <w:szCs w:val="24"/>
+          <w:rtl w:val="0"/>
+        </w:rPr>
+        <w:t xml:space="preserve">: RF02</w:t>
+      </w:r>
+    </w:p>
+    <w:p>
+      <w:pPr>
+        <w:rPr>
+          <w:sz w:val="24"/>
+          <w:szCs w:val="24"/>
+        </w:rPr>
+      </w:pPr>
+      <w:r>
+        <w:rPr>
+          <w:rtl w:val="0"/>
+        </w:rPr>
+      </w:r>
+    </w:p>
+    <w:p>
+      <w:pPr>
+        <w:rPr>
+          <w:sz w:val="24"/>
+          <w:szCs w:val="24"/>
+        </w:rPr>
+      </w:pPr>
+      <w:r>
+        <w:rPr>
+          <w:rtl w:val="0"/>
+        </w:rPr>
+      </w:r>
+    </w:p>
+    <w:tbl>
+      <w:tblPr>
+        <w:tblStyle w:val="Table3"/>
+        <w:tblW w:w="9495.0" w:type="dxa"/>
+        <w:jc w:val="left"/>
+        <w:tblBorders>
+          <w:top w:color="000000" w:space="0" w:sz="8" w:val="single"/>
+          <w:left w:color="000000" w:space="0" w:sz="8" w:val="single"/>
+          <w:bottom w:color="000000" w:space="0" w:sz="8" w:val="single"/>
+          <w:right w:color="000000" w:space="0" w:sz="8" w:val="single"/>
+          <w:insideH w:color="000000" w:space="0" w:sz="8" w:val="single"/>
+          <w:insideV w:color="000000" w:space="0" w:sz="8" w:val="single"/>
+        </w:tblBorders>
+        <w:tblLayout w:type="fixed"/>
+        <w:tblLook w:val="0600"/>
+      </w:tblPr>
+      <w:tblGrid>
+        <w:gridCol w:w="5430"/>
+        <w:gridCol w:w="4065"/>
+        <w:tblGridChange w:id="0">
+          <w:tblGrid>
+            <w:gridCol w:w="5430"/>
+            <w:gridCol w:w="4065"/>
+          </w:tblGrid>
+        </w:tblGridChange>
+      </w:tblGrid>
+      <w:tr>
+        <w:trPr>
+          <w:cantSplit w:val="0"/>
+          <w:tblHeader w:val="0"/>
+        </w:trPr>
+        <w:tc>
+          <w:tcPr>
+            <w:shd w:fill="auto" w:val="clear"/>
+            <w:tcMar>
+              <w:top w:w="100.0" w:type="dxa"/>
+              <w:left w:w="100.0" w:type="dxa"/>
+              <w:bottom w:w="100.0" w:type="dxa"/>
+              <w:right w:w="100.0" w:type="dxa"/>
+            </w:tcMar>
+            <w:vAlign w:val="top"/>
+          </w:tcPr>
+          <w:p>
+            <w:pPr>
+              <w:widowControl w:val="0"/>
+              <w:spacing w:line="240" w:lineRule="auto"/>
+              <w:jc w:val="center"/>
+              <w:rPr>
+                <w:b w:val="1"/>
+                <w:sz w:val="24"/>
+                <w:szCs w:val="24"/>
+              </w:rPr>
+            </w:pPr>
+            <w:r>
+              <w:rPr>
+                <w:b w:val="1"/>
+                <w:sz w:val="24"/>
+                <w:szCs w:val="24"/>
+                <w:rtl w:val="0"/>
+              </w:rPr>
+              <w:t xml:space="preserve">Ações do Ator</w:t>
+            </w:r>
+          </w:p>
+        </w:tc>
+        <w:tc>
+          <w:tcPr>
+            <w:shd w:fill="auto" w:val="clear"/>
+            <w:tcMar>
+              <w:top w:w="100.0" w:type="dxa"/>
+              <w:left w:w="100.0" w:type="dxa"/>
+              <w:bottom w:w="100.0" w:type="dxa"/>
+              <w:right w:w="100.0" w:type="dxa"/>
+            </w:tcMar>
+            <w:vAlign w:val="top"/>
+          </w:tcPr>
+          <w:p>
+            <w:pPr>
+              <w:widowControl w:val="0"/>
+              <w:spacing w:line="240" w:lineRule="auto"/>
+              <w:jc w:val="center"/>
+              <w:rPr>
+                <w:b w:val="1"/>
+                <w:sz w:val="24"/>
+                <w:szCs w:val="24"/>
+              </w:rPr>
+            </w:pPr>
+            <w:r>
+              <w:rPr>
+                <w:sz w:val="24"/>
+                <w:szCs w:val="24"/>
+                <w:rtl w:val="0"/>
+              </w:rPr>
+              <w:t xml:space="preserve"> </w:t>
+            </w:r>
+            <w:r>
+              <w:rPr>
+                <w:b w:val="1"/>
+                <w:sz w:val="24"/>
+                <w:szCs w:val="24"/>
+                <w:rtl w:val="0"/>
+              </w:rPr>
+              <w:t xml:space="preserve">Respostas do Sistema</w:t>
+            </w:r>
+          </w:p>
+        </w:tc>
+      </w:tr>
+      <w:tr>
+        <w:trPr>
+          <w:cantSplit w:val="0"/>
+          <w:tblHeader w:val="0"/>
+        </w:trPr>
+        <w:tc>
+          <w:tcPr>
+            <w:shd w:fill="auto" w:val="clear"/>
+            <w:tcMar>
+              <w:top w:w="100.0" w:type="dxa"/>
+              <w:left w:w="100.0" w:type="dxa"/>
+              <w:bottom w:w="100.0" w:type="dxa"/>
+              <w:right w:w="100.0" w:type="dxa"/>
+            </w:tcMar>
+            <w:vAlign w:val="top"/>
+          </w:tcPr>
+          <w:p>
+            <w:pPr>
+              <w:widowControl w:val="0"/>
+              <w:spacing w:line="240" w:lineRule="auto"/>
+              <w:jc w:val="center"/>
+              <w:rPr>
+                <w:sz w:val="24"/>
+                <w:szCs w:val="24"/>
+              </w:rPr>
+            </w:pPr>
+            <w:r>
+              <w:rPr>
+                <w:b w:val="1"/>
+                <w:sz w:val="24"/>
+                <w:szCs w:val="24"/>
+                <w:rtl w:val="0"/>
+              </w:rPr>
+              <w:t xml:space="preserve">1.O Usuário Lattes</w:t>
+            </w:r>
+            <w:r>
+              <w:rPr>
+                <w:sz w:val="24"/>
+                <w:szCs w:val="24"/>
+                <w:rtl w:val="0"/>
+              </w:rPr>
+              <w:t xml:space="preserve"> quer fazer login.</w:t>
+            </w:r>
+          </w:p>
+        </w:tc>
+        <w:tc>
+          <w:tcPr>
+            <w:shd w:fill="auto" w:val="clear"/>
+            <w:tcMar>
+              <w:top w:w="100.0" w:type="dxa"/>
+              <w:left w:w="100.0" w:type="dxa"/>
+              <w:bottom w:w="100.0" w:type="dxa"/>
+              <w:right w:w="100.0" w:type="dxa"/>
+            </w:tcMar>
+            <w:vAlign w:val="top"/>
+          </w:tcPr>
+          <w:p>
+            <w:pPr>
+              <w:widowControl w:val="0"/>
+              <w:spacing w:line="240" w:lineRule="auto"/>
+              <w:jc w:val="center"/>
+              <w:rPr>
+                <w:sz w:val="24"/>
+                <w:szCs w:val="24"/>
+              </w:rPr>
+            </w:pPr>
+            <w:r>
+              <w:rPr>
+                <w:b w:val="1"/>
+                <w:sz w:val="24"/>
+                <w:szCs w:val="24"/>
+                <w:rtl w:val="0"/>
+              </w:rPr>
+              <w:t xml:space="preserve">2.O Sistema</w:t>
+            </w:r>
+            <w:r>
+              <w:rPr>
+                <w:sz w:val="24"/>
+                <w:szCs w:val="24"/>
+                <w:rtl w:val="0"/>
+              </w:rPr>
+              <w:t xml:space="preserve"> exibe campos para e-mail e senha.</w:t>
+            </w:r>
+          </w:p>
+        </w:tc>
+      </w:tr>
+      <w:tr>
+        <w:trPr>
+          <w:cantSplit w:val="0"/>
+          <w:tblHeader w:val="0"/>
+        </w:trPr>
+        <w:tc>
+          <w:tcPr>
+            <w:shd w:fill="auto" w:val="clear"/>
+            <w:tcMar>
+              <w:top w:w="100.0" w:type="dxa"/>
+              <w:left w:w="100.0" w:type="dxa"/>
+              <w:bottom w:w="100.0" w:type="dxa"/>
+              <w:right w:w="100.0" w:type="dxa"/>
+            </w:tcMar>
+            <w:vAlign w:val="top"/>
+          </w:tcPr>
+          <w:p>
+            <w:pPr>
+              <w:widowControl w:val="0"/>
+              <w:spacing w:line="240" w:lineRule="auto"/>
+              <w:jc w:val="center"/>
+              <w:rPr>
+                <w:sz w:val="24"/>
+                <w:szCs w:val="24"/>
+              </w:rPr>
+            </w:pPr>
+            <w:r>
+              <w:rPr>
+                <w:b w:val="1"/>
+                <w:sz w:val="24"/>
+                <w:szCs w:val="24"/>
+                <w:rtl w:val="0"/>
+              </w:rPr>
+              <w:t xml:space="preserve">3.O Usuário Lattes</w:t>
+            </w:r>
+            <w:r>
+              <w:rPr>
+                <w:sz w:val="24"/>
+                <w:szCs w:val="24"/>
+                <w:rtl w:val="0"/>
+              </w:rPr>
+              <w:t xml:space="preserve"> insere suas credenciais e clica em "Entrar".</w:t>
+            </w:r>
+          </w:p>
+        </w:tc>
+        <w:tc>
+          <w:tcPr>
+            <w:shd w:fill="auto" w:val="clear"/>
+            <w:tcMar>
+              <w:top w:w="100.0" w:type="dxa"/>
+              <w:left w:w="100.0" w:type="dxa"/>
+              <w:bottom w:w="100.0" w:type="dxa"/>
+              <w:right w:w="100.0" w:type="dxa"/>
+            </w:tcMar>
+            <w:vAlign w:val="top"/>
+          </w:tcPr>
+          <w:p>
+            <w:pPr>
+              <w:widowControl w:val="0"/>
+              <w:spacing w:line="240" w:lineRule="auto"/>
+              <w:jc w:val="center"/>
+              <w:rPr>
+                <w:b w:val="1"/>
+                <w:sz w:val="24"/>
+                <w:szCs w:val="24"/>
+              </w:rPr>
+            </w:pPr>
+            <w:r>
+              <w:rPr>
+                <w:b w:val="1"/>
+                <w:sz w:val="24"/>
+                <w:szCs w:val="24"/>
+                <w:rtl w:val="0"/>
+              </w:rPr>
+              <w:t xml:space="preserve">4.O Sistema</w:t>
+            </w:r>
+            <w:r>
+              <w:rPr>
+                <w:sz w:val="24"/>
+                <w:szCs w:val="24"/>
+                <w:rtl w:val="0"/>
+              </w:rPr>
+              <w:t xml:space="preserve"> valida se o e-mail e a senha foram preenchidos e se as credenciais estão corretas.</w:t>
+            </w:r>
+            <w:r>
+              <w:rPr>
+                <w:rtl w:val="0"/>
+              </w:rPr>
+            </w:r>
+          </w:p>
+        </w:tc>
+      </w:tr>
+      <w:tr>
+        <w:trPr>
+          <w:cantSplit w:val="0"/>
+          <w:tblHeader w:val="0"/>
+        </w:trPr>
+        <w:tc>
+          <w:tcPr>
+            <w:shd w:fill="auto" w:val="clear"/>
+            <w:tcMar>
+              <w:top w:w="100.0" w:type="dxa"/>
+              <w:left w:w="100.0" w:type="dxa"/>
+              <w:bottom w:w="100.0" w:type="dxa"/>
+              <w:right w:w="100.0" w:type="dxa"/>
+            </w:tcMar>
+            <w:vAlign w:val="top"/>
+          </w:tcPr>
+          <w:p>
+            <w:pPr>
+              <w:widowControl w:val="0"/>
+              <w:spacing w:line="240" w:lineRule="auto"/>
+              <w:jc w:val="center"/>
+              <w:rPr>
+                <w:b w:val="1"/>
+                <w:sz w:val="24"/>
+                <w:szCs w:val="24"/>
+              </w:rPr>
+            </w:pPr>
+            <w:r>
+              <w:rPr>
+                <w:rtl w:val="0"/>
+              </w:rPr>
+            </w:r>
+          </w:p>
+        </w:tc>
+        <w:tc>
+          <w:tcPr>
+            <w:shd w:fill="auto" w:val="clear"/>
+            <w:tcMar>
+              <w:top w:w="100.0" w:type="dxa"/>
+              <w:left w:w="100.0" w:type="dxa"/>
+              <w:bottom w:w="100.0" w:type="dxa"/>
+              <w:right w:w="100.0" w:type="dxa"/>
+            </w:tcMar>
+            <w:vAlign w:val="top"/>
+          </w:tcPr>
+          <w:p>
+            <w:pPr>
+              <w:widowControl w:val="0"/>
+              <w:spacing w:line="240" w:lineRule="auto"/>
+              <w:jc w:val="center"/>
+              <w:rPr>
+                <w:sz w:val="24"/>
+                <w:szCs w:val="24"/>
+              </w:rPr>
+            </w:pPr>
+            <w:r>
+              <w:rPr>
+                <w:b w:val="1"/>
+                <w:sz w:val="24"/>
+                <w:szCs w:val="24"/>
+                <w:rtl w:val="0"/>
+              </w:rPr>
+              <w:t xml:space="preserve">5.O Sistema</w:t>
+            </w:r>
+            <w:r>
+              <w:rPr>
+                <w:sz w:val="24"/>
+                <w:szCs w:val="24"/>
+                <w:rtl w:val="0"/>
+              </w:rPr>
+              <w:t xml:space="preserve"> autentica o usuário e concede acesso ao sistema.</w:t>
+            </w:r>
+          </w:p>
+        </w:tc>
+      </w:tr>
+    </w:tbl>
+    <w:p>
+      <w:pPr>
+        <w:rPr>
+          <w:sz w:val="24"/>
+          <w:szCs w:val="24"/>
+        </w:rPr>
+      </w:pPr>
+      <w:r>
+        <w:rPr>
+          <w:rtl w:val="0"/>
+        </w:rPr>
+      </w:r>
+    </w:p>
+    <w:p>
+      <w:pPr>
+        <w:rPr>
+          <w:sz w:val="24"/>
+          <w:szCs w:val="24"/>
+        </w:rPr>
+      </w:pPr>
+      <w:r>
+        <w:rPr>
+          <w:rtl w:val="0"/>
+        </w:rPr>
+      </w:r>
+    </w:p>
+    <w:p>
+      <w:pPr>
+        <w:rPr>
+          <w:sz w:val="24"/>
+          <w:szCs w:val="24"/>
+        </w:rPr>
+      </w:pPr>
+      <w:r>
+        <w:rPr>
+          <w:rtl w:val="0"/>
+        </w:rPr>
+      </w:r>
+    </w:p>
+    <w:p>
+      <w:pPr>
+        <w:rPr>
+          <w:sz w:val="24"/>
+          <w:szCs w:val="24"/>
+        </w:rPr>
+      </w:pPr>
+      <w:r>
+        <w:rPr>
+          <w:b w:val="1"/>
+          <w:sz w:val="24"/>
+          <w:szCs w:val="24"/>
+          <w:rtl w:val="0"/>
+        </w:rPr>
+        <w:t xml:space="preserve">Sequência Alternativa</w:t>
+      </w:r>
+      <w:r>
+        <w:rPr>
+          <w:sz w:val="24"/>
+          <w:szCs w:val="24"/>
+          <w:rtl w:val="0"/>
+        </w:rPr>
+        <w:t xml:space="preserve">:</w:t>
+      </w:r>
+    </w:p>
+    <w:p>
+      <w:pPr>
+        <w:rPr>
+          <w:sz w:val="24"/>
+          <w:szCs w:val="24"/>
+        </w:rPr>
+      </w:pPr>
+      <w:r>
+        <w:rPr>
+          <w:rtl w:val="0"/>
+        </w:rPr>
+      </w:r>
+    </w:p>
+    <w:p>
+      <w:pPr>
+        <w:rPr>
+          <w:sz w:val="24"/>
+          <w:szCs w:val="24"/>
+        </w:rPr>
+      </w:pPr>
+      <w:r>
+        <w:rPr>
+          <w:b w:val="1"/>
+          <w:sz w:val="24"/>
+          <w:szCs w:val="24"/>
+          <w:rtl w:val="0"/>
+        </w:rPr>
+        <w:t xml:space="preserve">Etapa 4</w:t>
+      </w:r>
+      <w:r>
+        <w:rPr>
+          <w:sz w:val="24"/>
+          <w:szCs w:val="24"/>
+          <w:rtl w:val="0"/>
+        </w:rPr>
+        <w:t xml:space="preserve">: Se as credenciais estiverem incorretas, </w:t>
+      </w:r>
+      <w:r>
+        <w:rPr>
+          <w:b w:val="1"/>
+          <w:sz w:val="24"/>
+          <w:szCs w:val="24"/>
+          <w:rtl w:val="0"/>
+        </w:rPr>
+        <w:t xml:space="preserve">o Sistema</w:t>
+      </w:r>
+      <w:r>
+        <w:rPr>
+          <w:sz w:val="24"/>
+          <w:szCs w:val="24"/>
+          <w:rtl w:val="0"/>
+        </w:rPr>
+        <w:t xml:space="preserve"> exibe uma mensagem de erro e solicita que o usuário tente novamente.</w:t>
+      </w:r>
+    </w:p>
+    <w:p>
+      <w:pPr>
+        <w:rPr>
+          <w:sz w:val="24"/>
+          <w:szCs w:val="24"/>
+        </w:rPr>
+      </w:pPr>
+      <w:r>
+        <w:rPr>
+          <w:rtl w:val="0"/>
+        </w:rPr>
+      </w:r>
+    </w:p>
+    <w:p>
+      <w:pPr>
+        <w:rPr>
+          <w:sz w:val="24"/>
+          <w:szCs w:val="24"/>
+        </w:rPr>
+      </w:pPr>
+      <w:r>
+        <w:rPr>
+          <w:rtl w:val="0"/>
+        </w:rPr>
+      </w:r>
+    </w:p>
+    <w:p>
+      <w:pPr>
+        <w:rPr>
+          <w:sz w:val="24"/>
+          <w:szCs w:val="24"/>
+        </w:rPr>
+      </w:pPr>
+      <w:r>
+        <w:rPr>
+          <w:rtl w:val="0"/>
+        </w:rPr>
+      </w:r>
+    </w:p>
+    <w:p>
+      <w:pPr>
+        <w:rPr>
+          <w:sz w:val="24"/>
+          <w:szCs w:val="24"/>
+        </w:rPr>
+      </w:pPr>
+      <w:r>
+        <w:rPr>
+          <w:rtl w:val="0"/>
+        </w:rPr>
+      </w:r>
+    </w:p>
+    <w:p>
+      <w:pPr>
+        <w:rPr>
+          <w:sz w:val="24"/>
+          <w:szCs w:val="24"/>
+        </w:rPr>
+      </w:pPr>
+      <w:r>
+        <w:rPr>
+          <w:rtl w:val="0"/>
+        </w:rPr>
+      </w:r>
+    </w:p>
+    <w:p>
+      <w:pPr>
+        <w:rPr>
+          <w:sz w:val="24"/>
+          <w:szCs w:val="24"/>
+        </w:rPr>
+      </w:pPr>
+      <w:r>
+        <w:rPr>
+          <w:rtl w:val="0"/>
+        </w:rPr>
+      </w:r>
+    </w:p>
+    <w:p>
+      <w:pPr>
+        <w:rPr>
+          <w:sz w:val="24"/>
+          <w:szCs w:val="24"/>
+        </w:rPr>
+      </w:pPr>
+      <w:r>
+        <w:rPr>
+          <w:rtl w:val="0"/>
+        </w:rPr>
+      </w:r>
+    </w:p>
+    <w:p>
+      <w:pPr>
+        <w:rPr>
+          <w:sz w:val="24"/>
+          <w:szCs w:val="24"/>
+        </w:rPr>
+      </w:pPr>
+      <w:r>
+        <w:rPr>
+          <w:rtl w:val="0"/>
+        </w:rPr>
+      </w:r>
+    </w:p>
+    <w:p>
+      <w:pPr>
+        <w:rPr>
+          <w:sz w:val="24"/>
+          <w:szCs w:val="24"/>
+        </w:rPr>
+      </w:pPr>
+      <w:r>
+        <w:rPr>
+          <w:rtl w:val="0"/>
+        </w:rPr>
+      </w:r>
+    </w:p>
+    <w:p>
+      <w:pPr>
+        <w:rPr>
+          <w:sz w:val="24"/>
+          <w:szCs w:val="24"/>
+        </w:rPr>
+      </w:pPr>
+      <w:r>
+        <w:rPr>
+          <w:rtl w:val="0"/>
+        </w:rPr>
+      </w:r>
+    </w:p>
+    <w:p>
+      <w:pPr>
+        <w:rPr>
+          <w:sz w:val="24"/>
+          <w:szCs w:val="24"/>
+        </w:rPr>
+      </w:pPr>
+      <w:r>
+        <w:rPr>
+          <w:rtl w:val="0"/>
+        </w:rPr>
+      </w:r>
+    </w:p>
+    <w:p>
+      <w:pPr>
+        <w:rPr>
+          <w:b w:val="1"/>
+          <w:sz w:val="24"/>
+          <w:szCs w:val="24"/>
+        </w:rPr>
+      </w:pPr>
+      <w:r>
+        <w:rPr>
+          <w:b w:val="1"/>
+          <w:sz w:val="24"/>
+          <w:szCs w:val="24"/>
+          <w:rtl w:val="0"/>
+        </w:rPr>
+        <w:t xml:space="preserve">Caso de Uso: Importar Currículo</w:t>
+      </w:r>
+    </w:p>
+    <w:p>
+      <w:pPr>
+        <w:rPr>
+          <w:b w:val="1"/>
+          <w:sz w:val="24"/>
+          <w:szCs w:val="24"/>
+        </w:rPr>
+      </w:pPr>
+      <w:r>
+        <w:rPr>
+          <w:rtl w:val="0"/>
+        </w:rPr>
+      </w:r>
+    </w:p>
+    <w:p>
+      <w:pPr>
+        <w:rPr>
+          <w:sz w:val="24"/>
+          <w:szCs w:val="24"/>
+        </w:rPr>
+      </w:pPr>
+      <w:r>
+        <w:rPr>
+          <w:b w:val="1"/>
+          <w:sz w:val="24"/>
+          <w:szCs w:val="24"/>
+          <w:rtl w:val="0"/>
+        </w:rPr>
+        <w:t xml:space="preserve">Ator</w:t>
+      </w:r>
+      <w:r>
+        <w:rPr>
+          <w:sz w:val="24"/>
+          <w:szCs w:val="24"/>
+          <w:rtl w:val="0"/>
+        </w:rPr>
+        <w:t xml:space="preserve">: Usuário Lattes</w:t>
+      </w:r>
+    </w:p>
+    <w:p>
+      <w:pPr>
+        <w:rPr>
+          <w:sz w:val="24"/>
+          <w:szCs w:val="24"/>
+        </w:rPr>
+      </w:pPr>
+      <w:r>
+        <w:rPr>
+          <w:rtl w:val="0"/>
+        </w:rPr>
+      </w:r>
+    </w:p>
+    <w:p>
+      <w:pPr>
+        <w:rPr>
+          <w:sz w:val="24"/>
+          <w:szCs w:val="24"/>
+        </w:rPr>
+      </w:pPr>
+      <w:r>
+        <w:rPr>
+          <w:b w:val="1"/>
+          <w:sz w:val="24"/>
+          <w:szCs w:val="24"/>
+          <w:rtl w:val="0"/>
+        </w:rPr>
+        <w:t xml:space="preserve">Finalidade</w:t>
+      </w:r>
+      <w:r>
+        <w:rPr>
+          <w:sz w:val="24"/>
+          <w:szCs w:val="24"/>
+          <w:rtl w:val="0"/>
+        </w:rPr>
+        <w:t xml:space="preserve">: Permitir que o usuário Lattes importe um currículo no formato XML (ou outros formatos suportados) para ser integrado ao sistema.</w:t>
+      </w:r>
+    </w:p>
+    <w:p>
+      <w:pPr>
+        <w:rPr>
+          <w:sz w:val="24"/>
+          <w:szCs w:val="24"/>
+        </w:rPr>
+      </w:pPr>
+      <w:r>
+        <w:rPr>
+          <w:rtl w:val="0"/>
+        </w:rPr>
+      </w:r>
+    </w:p>
+    <w:p>
+      <w:pPr>
+        <w:rPr>
+          <w:sz w:val="24"/>
+          <w:szCs w:val="24"/>
+        </w:rPr>
+      </w:pPr>
+      <w:r>
+        <w:rPr>
+          <w:b w:val="1"/>
+          <w:sz w:val="24"/>
+          <w:szCs w:val="24"/>
+          <w:rtl w:val="0"/>
+        </w:rPr>
+        <w:t xml:space="preserve">Tipo</w:t>
+      </w:r>
+      <w:r>
+        <w:rPr>
+          <w:sz w:val="24"/>
+          <w:szCs w:val="24"/>
+          <w:rtl w:val="0"/>
+        </w:rPr>
+        <w:t xml:space="preserve">: Primário</w:t>
+      </w:r>
+    </w:p>
+    <w:p>
+      <w:pPr>
+        <w:rPr>
+          <w:sz w:val="24"/>
+          <w:szCs w:val="24"/>
+        </w:rPr>
+      </w:pPr>
+      <w:r>
+        <w:rPr>
+          <w:rtl w:val="0"/>
+        </w:rPr>
+      </w:r>
+    </w:p>
+    <w:p>
+      <w:pPr>
+        <w:rPr>
+          <w:sz w:val="24"/>
+          <w:szCs w:val="24"/>
+        </w:rPr>
+      </w:pPr>
+      <w:r>
+        <w:rPr>
+          <w:b w:val="1"/>
+          <w:sz w:val="24"/>
+          <w:szCs w:val="24"/>
+          <w:rtl w:val="0"/>
+        </w:rPr>
+        <w:t xml:space="preserve">Visão Geral</w:t>
+      </w:r>
+      <w:r>
+        <w:rPr>
+          <w:sz w:val="24"/>
+          <w:szCs w:val="24"/>
+          <w:rtl w:val="0"/>
+        </w:rPr>
+        <w:t xml:space="preserve">: O usuário fará o upload de um currículo em formato XML, que será validado e inserido no sistema. O usuário poderá revisar o conteúdo antes de confirmar a importação.</w:t>
+      </w:r>
+    </w:p>
+    <w:p>
+      <w:pPr>
+        <w:rPr>
+          <w:sz w:val="24"/>
+          <w:szCs w:val="24"/>
+        </w:rPr>
+      </w:pPr>
+      <w:r>
+        <w:rPr>
+          <w:rtl w:val="0"/>
+        </w:rPr>
+      </w:r>
+    </w:p>
+    <w:p>
+      <w:pPr>
+        <w:rPr>
+          <w:sz w:val="24"/>
+          <w:szCs w:val="24"/>
+        </w:rPr>
+      </w:pPr>
+      <w:r>
+        <w:rPr>
+          <w:b w:val="1"/>
+          <w:sz w:val="24"/>
+          <w:szCs w:val="24"/>
+          <w:rtl w:val="0"/>
+        </w:rPr>
+        <w:t xml:space="preserve">Referência Cruzada</w:t>
+      </w:r>
+      <w:r>
+        <w:rPr>
+          <w:sz w:val="24"/>
+          <w:szCs w:val="24"/>
+          <w:rtl w:val="0"/>
+        </w:rPr>
+        <w:t xml:space="preserve">: RF03</w:t>
+      </w:r>
+    </w:p>
+    <w:p>
+      <w:pPr>
+        <w:rPr>
+          <w:sz w:val="24"/>
+          <w:szCs w:val="24"/>
+        </w:rPr>
+      </w:pPr>
+      <w:r>
+        <w:rPr>
+          <w:rtl w:val="0"/>
+        </w:rPr>
+      </w:r>
+    </w:p>
+    <w:p>
+      <w:pPr>
+        <w:rPr>
+          <w:sz w:val="24"/>
+          <w:szCs w:val="24"/>
+        </w:rPr>
+      </w:pPr>
+      <w:r>
+        <w:rPr>
+          <w:rtl w:val="0"/>
+        </w:rPr>
+      </w:r>
+    </w:p>
+    <w:tbl>
+      <w:tblPr>
+        <w:tblStyle w:val="Table4"/>
+        <w:tblW w:w="9645.0" w:type="dxa"/>
+        <w:jc w:val="left"/>
+        <w:tblBorders>
+          <w:top w:color="000000" w:space="0" w:sz="8" w:val="single"/>
+          <w:left w:color="000000" w:space="0" w:sz="8" w:val="single"/>
+          <w:bottom w:color="000000" w:space="0" w:sz="8" w:val="single"/>
+          <w:right w:color="000000" w:space="0" w:sz="8" w:val="single"/>
+          <w:insideH w:color="000000" w:space="0" w:sz="8" w:val="single"/>
+          <w:insideV w:color="000000" w:space="0" w:sz="8" w:val="single"/>
+        </w:tblBorders>
+        <w:tblLayout w:type="fixed"/>
+        <w:tblLook w:val="0600"/>
+      </w:tblPr>
+      <w:tblGrid>
+        <w:gridCol w:w="5490"/>
+        <w:gridCol w:w="4155"/>
+        <w:tblGridChange w:id="0">
+          <w:tblGrid>
+            <w:gridCol w:w="5490"/>
+            <w:gridCol w:w="4155"/>
+          </w:tblGrid>
+        </w:tblGridChange>
+      </w:tblGrid>
+      <w:tr>
+        <w:trPr>
+          <w:cantSplit w:val="0"/>
+          <w:tblHeader w:val="0"/>
+        </w:trPr>
+        <w:tc>
+          <w:tcPr>
+            <w:shd w:fill="auto" w:val="clear"/>
+            <w:tcMar>
+              <w:top w:w="100.0" w:type="dxa"/>
+              <w:left w:w="100.0" w:type="dxa"/>
+              <w:bottom w:w="100.0" w:type="dxa"/>
+              <w:right w:w="100.0" w:type="dxa"/>
+            </w:tcMar>
+            <w:vAlign w:val="top"/>
+          </w:tcPr>
+          <w:p>
+            <w:pPr>
+              <w:widowControl w:val="0"/>
+              <w:spacing w:line="240" w:lineRule="auto"/>
+              <w:jc w:val="center"/>
+              <w:rPr>
+                <w:b w:val="1"/>
+                <w:sz w:val="24"/>
+                <w:szCs w:val="24"/>
+              </w:rPr>
+            </w:pPr>
+            <w:r>
+              <w:rPr>
+                <w:b w:val="1"/>
+                <w:sz w:val="24"/>
+                <w:szCs w:val="24"/>
+                <w:rtl w:val="0"/>
+              </w:rPr>
+              <w:t xml:space="preserve">Ações do Ator</w:t>
+            </w:r>
+          </w:p>
+        </w:tc>
+        <w:tc>
+          <w:tcPr>
+            <w:shd w:fill="auto" w:val="clear"/>
+            <w:tcMar>
+              <w:top w:w="100.0" w:type="dxa"/>
+              <w:left w:w="100.0" w:type="dxa"/>
+              <w:bottom w:w="100.0" w:type="dxa"/>
+              <w:right w:w="100.0" w:type="dxa"/>
+            </w:tcMar>
+            <w:vAlign w:val="top"/>
+          </w:tcPr>
+          <w:p>
+            <w:pPr>
+              <w:widowControl w:val="0"/>
+              <w:spacing w:line="240" w:lineRule="auto"/>
+              <w:jc w:val="center"/>
+              <w:rPr>
+                <w:b w:val="1"/>
+                <w:sz w:val="24"/>
+                <w:szCs w:val="24"/>
+              </w:rPr>
+            </w:pPr>
+            <w:r>
+              <w:rPr>
+                <w:sz w:val="24"/>
+                <w:szCs w:val="24"/>
+                <w:rtl w:val="0"/>
+              </w:rPr>
+              <w:t xml:space="preserve"> </w:t>
+            </w:r>
+            <w:r>
+              <w:rPr>
+                <w:b w:val="1"/>
+                <w:sz w:val="24"/>
+                <w:szCs w:val="24"/>
+                <w:rtl w:val="0"/>
+              </w:rPr>
+              <w:t xml:space="preserve">Respostas do Sistema</w:t>
+            </w:r>
+          </w:p>
+        </w:tc>
+      </w:tr>
+      <w:tr>
+        <w:trPr>
+          <w:cantSplit w:val="0"/>
+          <w:tblHeader w:val="0"/>
+        </w:trPr>
+        <w:tc>
+          <w:tcPr>
+            <w:shd w:fill="auto" w:val="clear"/>
+            <w:tcMar>
+              <w:top w:w="100.0" w:type="dxa"/>
+              <w:left w:w="100.0" w:type="dxa"/>
+              <w:bottom w:w="100.0" w:type="dxa"/>
+              <w:right w:w="100.0" w:type="dxa"/>
+            </w:tcMar>
+            <w:vAlign w:val="top"/>
+          </w:tcPr>
+          <w:p>
+            <w:pPr>
+              <w:widowControl w:val="0"/>
+              <w:spacing w:line="240" w:lineRule="auto"/>
+              <w:jc w:val="center"/>
+              <w:rPr>
+                <w:sz w:val="24"/>
+                <w:szCs w:val="24"/>
+              </w:rPr>
+            </w:pPr>
+            <w:r>
+              <w:rPr>
+                <w:b w:val="1"/>
+                <w:sz w:val="24"/>
+                <w:szCs w:val="24"/>
+                <w:rtl w:val="0"/>
+              </w:rPr>
+              <w:t xml:space="preserve">1.O Usuário Lattes</w:t>
+            </w:r>
+            <w:r>
+              <w:rPr>
+                <w:sz w:val="24"/>
+                <w:szCs w:val="24"/>
+                <w:rtl w:val="0"/>
+              </w:rPr>
+              <w:t xml:space="preserve"> quer importar seu currículo.</w:t>
+            </w:r>
+          </w:p>
+        </w:tc>
+        <w:tc>
+          <w:tcPr>
+            <w:shd w:fill="auto" w:val="clear"/>
+            <w:tcMar>
+              <w:top w:w="100.0" w:type="dxa"/>
+              <w:left w:w="100.0" w:type="dxa"/>
+              <w:bottom w:w="100.0" w:type="dxa"/>
+              <w:right w:w="100.0" w:type="dxa"/>
+            </w:tcMar>
+            <w:vAlign w:val="top"/>
+          </w:tcPr>
+          <w:p>
+            <w:pPr>
+              <w:widowControl w:val="0"/>
+              <w:spacing w:line="240" w:lineRule="auto"/>
+              <w:jc w:val="center"/>
+              <w:rPr>
+                <w:sz w:val="24"/>
+                <w:szCs w:val="24"/>
+              </w:rPr>
+            </w:pPr>
+            <w:r>
+              <w:rPr>
+                <w:b w:val="1"/>
+                <w:sz w:val="24"/>
+                <w:szCs w:val="24"/>
+                <w:rtl w:val="0"/>
+              </w:rPr>
+              <w:t xml:space="preserve">2.O Sistema</w:t>
+            </w:r>
+            <w:r>
+              <w:rPr>
+                <w:sz w:val="24"/>
+                <w:szCs w:val="24"/>
+                <w:rtl w:val="0"/>
+              </w:rPr>
+              <w:t xml:space="preserve"> exibe uma caixa de diálogo para o upload do arquivo.</w:t>
+            </w:r>
+          </w:p>
+        </w:tc>
+      </w:tr>
+      <w:tr>
+        <w:trPr>
+          <w:cantSplit w:val="0"/>
+          <w:tblHeader w:val="0"/>
+        </w:trPr>
+        <w:tc>
+          <w:tcPr>
+            <w:shd w:fill="auto" w:val="clear"/>
+            <w:tcMar>
+              <w:top w:w="100.0" w:type="dxa"/>
+              <w:left w:w="100.0" w:type="dxa"/>
+              <w:bottom w:w="100.0" w:type="dxa"/>
+              <w:right w:w="100.0" w:type="dxa"/>
+            </w:tcMar>
+            <w:vAlign w:val="top"/>
+          </w:tcPr>
+          <w:p>
+            <w:pPr>
+              <w:widowControl w:val="0"/>
+              <w:spacing w:line="240" w:lineRule="auto"/>
+              <w:jc w:val="center"/>
+              <w:rPr>
+                <w:sz w:val="24"/>
+                <w:szCs w:val="24"/>
+              </w:rPr>
+            </w:pPr>
+            <w:r>
+              <w:rPr>
+                <w:b w:val="1"/>
+                <w:sz w:val="24"/>
+                <w:szCs w:val="24"/>
+                <w:rtl w:val="0"/>
+              </w:rPr>
+              <w:t xml:space="preserve">3.O Usuário Lattes</w:t>
+            </w:r>
+            <w:r>
+              <w:rPr>
+                <w:sz w:val="24"/>
+                <w:szCs w:val="24"/>
+                <w:rtl w:val="0"/>
+              </w:rPr>
+              <w:t xml:space="preserve"> faz o upload de um arquivo nos formatos aceitos.</w:t>
+            </w:r>
+          </w:p>
+        </w:tc>
+        <w:tc>
+          <w:tcPr>
+            <w:shd w:fill="auto" w:val="clear"/>
+            <w:tcMar>
+              <w:top w:w="100.0" w:type="dxa"/>
+              <w:left w:w="100.0" w:type="dxa"/>
+              <w:bottom w:w="100.0" w:type="dxa"/>
+              <w:right w:w="100.0" w:type="dxa"/>
+            </w:tcMar>
+            <w:vAlign w:val="top"/>
+          </w:tcPr>
+          <w:p>
+            <w:pPr>
+              <w:widowControl w:val="0"/>
+              <w:spacing w:line="240" w:lineRule="auto"/>
+              <w:jc w:val="center"/>
+              <w:rPr>
+                <w:sz w:val="24"/>
+                <w:szCs w:val="24"/>
+              </w:rPr>
+            </w:pPr>
+            <w:r>
+              <w:rPr>
+                <w:b w:val="1"/>
+                <w:sz w:val="24"/>
+                <w:szCs w:val="24"/>
+                <w:rtl w:val="0"/>
+              </w:rPr>
+              <w:t xml:space="preserve">4.O Sistema</w:t>
+            </w:r>
+            <w:r>
+              <w:rPr>
+                <w:sz w:val="24"/>
+                <w:szCs w:val="24"/>
+                <w:rtl w:val="0"/>
+              </w:rPr>
+              <w:t xml:space="preserve"> valida o formato do arquivo e processa as informações contidas no currículo.</w:t>
+            </w:r>
+          </w:p>
+        </w:tc>
+      </w:tr>
+      <w:tr>
+        <w:trPr>
+          <w:cantSplit w:val="0"/>
+          <w:tblHeader w:val="0"/>
+        </w:trPr>
+        <w:tc>
+          <w:tcPr>
+            <w:shd w:fill="auto" w:val="clear"/>
+            <w:tcMar>
+              <w:top w:w="100.0" w:type="dxa"/>
+              <w:left w:w="100.0" w:type="dxa"/>
+              <w:bottom w:w="100.0" w:type="dxa"/>
+              <w:right w:w="100.0" w:type="dxa"/>
+            </w:tcMar>
+            <w:vAlign w:val="top"/>
+          </w:tcPr>
+          <w:p>
+            <w:pPr>
+              <w:widowControl w:val="0"/>
+              <w:spacing w:line="240" w:lineRule="auto"/>
+              <w:jc w:val="center"/>
+              <w:rPr>
+                <w:sz w:val="24"/>
+                <w:szCs w:val="24"/>
+              </w:rPr>
+            </w:pPr>
+            <w:r>
+              <w:rPr>
+                <w:rtl w:val="0"/>
+              </w:rPr>
+            </w:r>
+          </w:p>
+        </w:tc>
+        <w:tc>
+          <w:tcPr>
+            <w:shd w:fill="auto" w:val="clear"/>
+            <w:tcMar>
+              <w:top w:w="100.0" w:type="dxa"/>
+              <w:left w:w="100.0" w:type="dxa"/>
+              <w:bottom w:w="100.0" w:type="dxa"/>
+              <w:right w:w="100.0" w:type="dxa"/>
+            </w:tcMar>
+            <w:vAlign w:val="top"/>
+          </w:tcPr>
+          <w:p>
+            <w:pPr>
+              <w:widowControl w:val="0"/>
+              <w:spacing w:line="240" w:lineRule="auto"/>
+              <w:jc w:val="center"/>
+              <w:rPr>
+                <w:sz w:val="24"/>
+                <w:szCs w:val="24"/>
+              </w:rPr>
+            </w:pPr>
+            <w:r>
+              <w:rPr>
+                <w:b w:val="1"/>
+                <w:sz w:val="24"/>
+                <w:szCs w:val="24"/>
+                <w:rtl w:val="0"/>
+              </w:rPr>
+              <w:t xml:space="preserve">5.O Sistema</w:t>
+            </w:r>
+            <w:r>
+              <w:rPr>
+                <w:sz w:val="24"/>
+                <w:szCs w:val="24"/>
+                <w:rtl w:val="0"/>
+              </w:rPr>
+              <w:t xml:space="preserve"> exibe uma pré-visualização do currículo importado, permitindo que o usuário revise os dados antes de confirmar.</w:t>
+            </w:r>
+          </w:p>
+        </w:tc>
+      </w:tr>
+      <w:tr>
+        <w:trPr>
+          <w:cantSplit w:val="0"/>
+          <w:tblHeader w:val="0"/>
+        </w:trPr>
+        <w:tc>
+          <w:tcPr>
+            <w:shd w:fill="auto" w:val="clear"/>
+            <w:tcMar>
+              <w:top w:w="100.0" w:type="dxa"/>
+              <w:left w:w="100.0" w:type="dxa"/>
+              <w:bottom w:w="100.0" w:type="dxa"/>
+              <w:right w:w="100.0" w:type="dxa"/>
+            </w:tcMar>
+            <w:vAlign w:val="top"/>
+          </w:tcPr>
+          <w:p>
+            <w:pPr>
+              <w:widowControl w:val="0"/>
+              <w:spacing w:line="240" w:lineRule="auto"/>
+              <w:jc w:val="center"/>
+              <w:rPr>
+                <w:b w:val="1"/>
+                <w:sz w:val="24"/>
+                <w:szCs w:val="24"/>
+              </w:rPr>
+            </w:pPr>
+            <w:r>
+              <w:rPr>
+                <w:b w:val="1"/>
+                <w:sz w:val="24"/>
+                <w:szCs w:val="24"/>
+                <w:rtl w:val="0"/>
+              </w:rPr>
+              <w:t xml:space="preserve">6.O Usuário Lattes</w:t>
+            </w:r>
+            <w:r>
+              <w:rPr>
+                <w:sz w:val="24"/>
+                <w:szCs w:val="24"/>
+                <w:rtl w:val="0"/>
+              </w:rPr>
+              <w:t xml:space="preserve"> revisa e confirma a importação.</w:t>
+            </w:r>
+            <w:r>
+              <w:rPr>
+                <w:rtl w:val="0"/>
+              </w:rPr>
+            </w:r>
+          </w:p>
+        </w:tc>
+        <w:tc>
+          <w:tcPr>
+            <w:shd w:fill="auto" w:val="clear"/>
+            <w:tcMar>
+              <w:top w:w="100.0" w:type="dxa"/>
+              <w:left w:w="100.0" w:type="dxa"/>
+              <w:bottom w:w="100.0" w:type="dxa"/>
+              <w:right w:w="100.0" w:type="dxa"/>
+            </w:tcMar>
+            <w:vAlign w:val="top"/>
+          </w:tcPr>
+          <w:p>
+            <w:pPr>
+              <w:widowControl w:val="0"/>
+              <w:spacing w:line="240" w:lineRule="auto"/>
+              <w:jc w:val="center"/>
+              <w:rPr>
+                <w:sz w:val="24"/>
+                <w:szCs w:val="24"/>
+              </w:rPr>
+            </w:pPr>
+            <w:r>
+              <w:rPr>
+                <w:b w:val="1"/>
+                <w:sz w:val="24"/>
+                <w:szCs w:val="24"/>
+                <w:rtl w:val="0"/>
+              </w:rPr>
+              <w:t xml:space="preserve">7.O Sistema</w:t>
+            </w:r>
+            <w:r>
+              <w:rPr>
+                <w:sz w:val="24"/>
+                <w:szCs w:val="24"/>
+                <w:rtl w:val="0"/>
+              </w:rPr>
+              <w:t xml:space="preserve"> armazena o currículo no banco de dados e atualiza as informações no perfil do usuário.</w:t>
+            </w:r>
+          </w:p>
+        </w:tc>
+      </w:tr>
+      <w:tr>
+        <w:trPr>
+          <w:cantSplit w:val="0"/>
+          <w:tblHeader w:val="0"/>
+        </w:trPr>
+        <w:tc>
+          <w:tcPr>
+            <w:shd w:fill="auto" w:val="clear"/>
+            <w:tcMar>
+              <w:top w:w="100.0" w:type="dxa"/>
+              <w:left w:w="100.0" w:type="dxa"/>
+              <w:bottom w:w="100.0" w:type="dxa"/>
+              <w:right w:w="100.0" w:type="dxa"/>
+            </w:tcMar>
+            <w:vAlign w:val="top"/>
+          </w:tcPr>
+          <w:p>
+            <w:pPr>
+              <w:widowControl w:val="0"/>
+              <w:spacing w:line="240" w:lineRule="auto"/>
+              <w:jc w:val="center"/>
+              <w:rPr>
+                <w:sz w:val="24"/>
+                <w:szCs w:val="24"/>
+              </w:rPr>
+            </w:pPr>
+            <w:r>
+              <w:rPr>
+                <w:rtl w:val="0"/>
+              </w:rPr>
+            </w:r>
+          </w:p>
+        </w:tc>
+        <w:tc>
+          <w:tcPr>
+            <w:shd w:fill="auto" w:val="clear"/>
+            <w:tcMar>
+              <w:top w:w="100.0" w:type="dxa"/>
+              <w:left w:w="100.0" w:type="dxa"/>
+              <w:bottom w:w="100.0" w:type="dxa"/>
+              <w:right w:w="100.0" w:type="dxa"/>
+            </w:tcMar>
+            <w:vAlign w:val="top"/>
+          </w:tcPr>
+          <w:p>
+            <w:pPr>
+              <w:widowControl w:val="0"/>
+              <w:spacing w:line="240" w:lineRule="auto"/>
+              <w:jc w:val="center"/>
+              <w:rPr>
+                <w:sz w:val="24"/>
+                <w:szCs w:val="24"/>
+              </w:rPr>
+            </w:pPr>
+            <w:r>
+              <w:rPr>
+                <w:b w:val="1"/>
+                <w:sz w:val="24"/>
+                <w:szCs w:val="24"/>
+                <w:rtl w:val="0"/>
+              </w:rPr>
+              <w:t xml:space="preserve">8.</w:t>
+            </w:r>
+            <w:r>
+              <w:rPr>
+                <w:sz w:val="24"/>
+                <w:szCs w:val="24"/>
+                <w:rtl w:val="0"/>
+              </w:rPr>
+              <w:t xml:space="preserve">O sistema exibe uma mensagem de sucesso ao usuário.</w:t>
+            </w:r>
+          </w:p>
+        </w:tc>
+      </w:tr>
+    </w:tbl>
+    <w:p>
+      <w:pPr>
+        <w:rPr>
+          <w:sz w:val="24"/>
+          <w:szCs w:val="24"/>
+        </w:rPr>
+      </w:pPr>
+      <w:r>
+        <w:rPr>
+          <w:rtl w:val="0"/>
+        </w:rPr>
+      </w:r>
+    </w:p>
+    <w:p>
+      <w:pPr>
+        <w:rPr>
+          <w:sz w:val="24"/>
+          <w:szCs w:val="24"/>
+        </w:rPr>
+      </w:pPr>
+      <w:r>
+        <w:rPr>
+          <w:rtl w:val="0"/>
+        </w:rPr>
+      </w:r>
+    </w:p>
+    <w:p>
+      <w:pPr>
+        <w:rPr>
+          <w:sz w:val="24"/>
+          <w:szCs w:val="24"/>
+        </w:rPr>
+      </w:pPr>
+      <w:r>
+        <w:rPr>
+          <w:b w:val="1"/>
+          <w:sz w:val="24"/>
+          <w:szCs w:val="24"/>
+          <w:rtl w:val="0"/>
+        </w:rPr>
+        <w:t xml:space="preserve">Sequência Alternativa</w:t>
+      </w:r>
+      <w:r>
+        <w:rPr>
+          <w:sz w:val="24"/>
+          <w:szCs w:val="24"/>
+          <w:rtl w:val="0"/>
+        </w:rPr>
+        <w:t xml:space="preserve">:</w:t>
+      </w:r>
+    </w:p>
+    <w:p>
+      <w:pPr>
+        <w:rPr>
+          <w:sz w:val="24"/>
+          <w:szCs w:val="24"/>
+        </w:rPr>
+      </w:pPr>
+      <w:r>
+        <w:rPr>
+          <w:rtl w:val="0"/>
+        </w:rPr>
+      </w:r>
+    </w:p>
+    <w:p>
+      <w:pPr>
+        <w:rPr>
+          <w:sz w:val="24"/>
+          <w:szCs w:val="24"/>
+        </w:rPr>
+      </w:pPr>
+      <w:r>
+        <w:rPr>
+          <w:b w:val="1"/>
+          <w:sz w:val="24"/>
+          <w:szCs w:val="24"/>
+          <w:rtl w:val="0"/>
+        </w:rPr>
+        <w:t xml:space="preserve">Etapa 4</w:t>
+      </w:r>
+      <w:r>
+        <w:rPr>
+          <w:sz w:val="24"/>
+          <w:szCs w:val="24"/>
+          <w:rtl w:val="0"/>
+        </w:rPr>
+        <w:t xml:space="preserve">: Se o arquivo não estiver no formato correto ou houver inconsistências, </w:t>
+      </w:r>
+      <w:r>
+        <w:rPr>
+          <w:b w:val="1"/>
+          <w:sz w:val="24"/>
+          <w:szCs w:val="24"/>
+          <w:rtl w:val="0"/>
+        </w:rPr>
+        <w:t xml:space="preserve">o Sistema</w:t>
+      </w:r>
+      <w:r>
+        <w:rPr>
+          <w:sz w:val="24"/>
+          <w:szCs w:val="24"/>
+          <w:rtl w:val="0"/>
+        </w:rPr>
+        <w:t xml:space="preserve"> exibe uma mensagem de erro e solicita que o usuário tente novamente.</w:t>
+      </w:r>
+    </w:p>
+    <w:p>
+      <w:pPr>
+        <w:rPr>
+          <w:sz w:val="24"/>
+          <w:szCs w:val="24"/>
+        </w:rPr>
+      </w:pPr>
+      <w:r>
+        <w:rPr>
+          <w:rtl w:val="0"/>
+        </w:rPr>
+      </w:r>
+    </w:p>
+    <w:p>
+      <w:pPr>
+        <w:rPr>
+          <w:sz w:val="24"/>
+          <w:szCs w:val="24"/>
+        </w:rPr>
+      </w:pPr>
+      <w:r>
+        <w:rPr>
+          <w:rtl w:val="0"/>
+        </w:rPr>
+      </w:r>
+    </w:p>
+    <w:p>
+      <w:pPr>
+        <w:rPr>
+          <w:sz w:val="24"/>
+          <w:szCs w:val="24"/>
+        </w:rPr>
+      </w:pPr>
+      <w:r>
+        <w:rPr>
+          <w:rtl w:val="0"/>
+        </w:rPr>
+      </w:r>
+    </w:p>
+    <w:p>
+      <w:pPr>
+        <w:rPr>
+          <w:sz w:val="24"/>
+          <w:szCs w:val="24"/>
+        </w:rPr>
+      </w:pPr>
+      <w:r>
+        <w:rPr>
+          <w:rtl w:val="0"/>
+        </w:rPr>
+      </w:r>
+    </w:p>
+    <w:p>
+      <w:pPr>
+        <w:rPr>
+          <w:b w:val="1"/>
+          <w:sz w:val="24"/>
+          <w:szCs w:val="24"/>
+        </w:rPr>
+      </w:pPr>
+      <w:r>
+        <w:rPr>
+          <w:b w:val="1"/>
+          <w:sz w:val="24"/>
+          <w:szCs w:val="24"/>
+          <w:rtl w:val="0"/>
+        </w:rPr>
+        <w:t xml:space="preserve">Caso de Uso: Cadastro de Novo Usuário</w:t>
+      </w:r>
+    </w:p>
+    <w:p>
+      <w:pPr>
+        <w:rPr>
+          <w:b w:val="1"/>
+          <w:sz w:val="24"/>
+          <w:szCs w:val="24"/>
+        </w:rPr>
+      </w:pPr>
+      <w:r>
+        <w:rPr>
+          <w:rtl w:val="0"/>
+        </w:rPr>
+      </w:r>
+    </w:p>
+    <w:p>
+      <w:pPr>
+        <w:rPr>
+          <w:sz w:val="24"/>
+          <w:szCs w:val="24"/>
+        </w:rPr>
+      </w:pPr>
+      <w:r>
+        <w:rPr>
+          <w:b w:val="1"/>
+          <w:sz w:val="24"/>
+          <w:szCs w:val="24"/>
+          <w:rtl w:val="0"/>
+        </w:rPr>
+        <w:t xml:space="preserve">Ator</w:t>
+      </w:r>
+      <w:r>
+        <w:rPr>
+          <w:sz w:val="24"/>
+          <w:szCs w:val="24"/>
+          <w:rtl w:val="0"/>
+        </w:rPr>
+        <w:t xml:space="preserve">: Administrador</w:t>
+      </w:r>
+    </w:p>
+    <w:p>
+      <w:pPr>
+        <w:rPr>
+          <w:sz w:val="24"/>
+          <w:szCs w:val="24"/>
+        </w:rPr>
+      </w:pPr>
+      <w:r>
+        <w:rPr>
+          <w:rtl w:val="0"/>
+        </w:rPr>
+      </w:r>
+    </w:p>
+    <w:p>
+      <w:pPr>
+        <w:rPr>
+          <w:sz w:val="24"/>
+          <w:szCs w:val="24"/>
+        </w:rPr>
+      </w:pPr>
+      <w:r>
+        <w:rPr>
+          <w:b w:val="1"/>
+          <w:sz w:val="24"/>
+          <w:szCs w:val="24"/>
+          <w:rtl w:val="0"/>
+        </w:rPr>
+        <w:t xml:space="preserve">Finalidade</w:t>
+      </w:r>
+      <w:r>
+        <w:rPr>
+          <w:sz w:val="24"/>
+          <w:szCs w:val="24"/>
+          <w:rtl w:val="0"/>
+        </w:rPr>
+        <w:t xml:space="preserve">: Permitir que o administrador cadastre novos usuários no sistema, fornecendo informações básicas necessárias.</w:t>
+      </w:r>
+    </w:p>
+    <w:p>
+      <w:pPr>
+        <w:rPr>
+          <w:sz w:val="24"/>
+          <w:szCs w:val="24"/>
+        </w:rPr>
+      </w:pPr>
+      <w:r>
+        <w:rPr>
+          <w:rtl w:val="0"/>
+        </w:rPr>
+      </w:r>
+    </w:p>
+    <w:p>
+      <w:pPr>
+        <w:rPr>
+          <w:sz w:val="24"/>
+          <w:szCs w:val="24"/>
+        </w:rPr>
+      </w:pPr>
+      <w:r>
+        <w:rPr>
+          <w:b w:val="1"/>
+          <w:sz w:val="24"/>
+          <w:szCs w:val="24"/>
+          <w:rtl w:val="0"/>
+        </w:rPr>
+        <w:t xml:space="preserve">Tipo</w:t>
+      </w:r>
+      <w:r>
+        <w:rPr>
+          <w:sz w:val="24"/>
+          <w:szCs w:val="24"/>
+          <w:rtl w:val="0"/>
+        </w:rPr>
+        <w:t xml:space="preserve">: Primário</w:t>
+      </w:r>
+    </w:p>
+    <w:p>
+      <w:pPr>
+        <w:rPr>
+          <w:sz w:val="24"/>
+          <w:szCs w:val="24"/>
+        </w:rPr>
+      </w:pPr>
+      <w:r>
+        <w:rPr>
+          <w:rtl w:val="0"/>
+        </w:rPr>
+      </w:r>
+    </w:p>
+    <w:p>
+      <w:pPr>
+        <w:rPr>
+          <w:sz w:val="24"/>
+          <w:szCs w:val="24"/>
+        </w:rPr>
+      </w:pPr>
+      <w:r>
+        <w:rPr>
+          <w:b w:val="1"/>
+          <w:sz w:val="24"/>
+          <w:szCs w:val="24"/>
+          <w:rtl w:val="0"/>
+        </w:rPr>
+        <w:t xml:space="preserve">Visão Geral</w:t>
+      </w:r>
+      <w:r>
+        <w:rPr>
+          <w:sz w:val="24"/>
+          <w:szCs w:val="24"/>
+          <w:rtl w:val="0"/>
+        </w:rPr>
+        <w:t xml:space="preserve">: O administrador cadastra novos usuários no sistema. Após o cadastro, o sistema envia um e-mail automático para o usuário, permitindo que ele defina uma senha e ative sua conta.</w:t>
+      </w:r>
+    </w:p>
+    <w:p>
+      <w:pPr>
+        <w:rPr>
+          <w:sz w:val="24"/>
+          <w:szCs w:val="24"/>
+        </w:rPr>
+      </w:pPr>
+      <w:r>
+        <w:rPr>
+          <w:rtl w:val="0"/>
+        </w:rPr>
+      </w:r>
+    </w:p>
+    <w:p>
+      <w:pPr>
+        <w:rPr>
+          <w:sz w:val="24"/>
+          <w:szCs w:val="24"/>
+        </w:rPr>
+      </w:pPr>
+      <w:r>
+        <w:rPr>
+          <w:b w:val="1"/>
+          <w:sz w:val="24"/>
+          <w:szCs w:val="24"/>
+          <w:rtl w:val="0"/>
+        </w:rPr>
+        <w:t xml:space="preserve">Referência Cruzada</w:t>
+      </w:r>
+      <w:r>
+        <w:rPr>
+          <w:sz w:val="24"/>
+          <w:szCs w:val="24"/>
+          <w:rtl w:val="0"/>
+        </w:rPr>
+        <w:t xml:space="preserve">: RF01, RF09</w:t>
+      </w:r>
+    </w:p>
+    <w:p>
+      <w:pPr>
+        <w:rPr>
+          <w:sz w:val="24"/>
+          <w:szCs w:val="24"/>
+        </w:rPr>
+      </w:pPr>
+      <w:r>
+        <w:rPr>
+          <w:rtl w:val="0"/>
+        </w:rPr>
+      </w:r>
+    </w:p>
+    <w:p>
+      <w:pPr>
+        <w:rPr>
+          <w:sz w:val="24"/>
+          <w:szCs w:val="24"/>
+        </w:rPr>
+      </w:pPr>
+      <w:r>
+        <w:rPr>
+          <w:rtl w:val="0"/>
+        </w:rPr>
+      </w:r>
+    </w:p>
+    <w:tbl>
+      <w:tblPr>
+        <w:tblStyle w:val="Table5"/>
+        <w:tblW w:w="9240.0" w:type="dxa"/>
+        <w:jc w:val="left"/>
+        <w:tblBorders>
+          <w:top w:color="000000" w:space="0" w:sz="8" w:val="single"/>
+          <w:left w:color="000000" w:space="0" w:sz="8" w:val="single"/>
+          <w:bottom w:color="000000" w:space="0" w:sz="8" w:val="single"/>
+          <w:right w:color="000000" w:space="0" w:sz="8" w:val="single"/>
+          <w:insideH w:color="000000" w:space="0" w:sz="8" w:val="single"/>
+          <w:insideV w:color="000000" w:space="0" w:sz="8" w:val="single"/>
+        </w:tblBorders>
+        <w:tblLayout w:type="fixed"/>
+        <w:tblLook w:val="0600"/>
+      </w:tblPr>
+      <w:tblGrid>
+        <w:gridCol w:w="5475"/>
+        <w:gridCol w:w="3765"/>
+        <w:tblGridChange w:id="0">
+          <w:tblGrid>
+            <w:gridCol w:w="5475"/>
+            <w:gridCol w:w="3765"/>
+          </w:tblGrid>
+        </w:tblGridChange>
+      </w:tblGrid>
+      <w:tr>
+        <w:trPr>
+          <w:cantSplit w:val="0"/>
+          <w:tblHeader w:val="0"/>
+        </w:trPr>
+        <w:tc>
+          <w:tcPr>
+            <w:shd w:fill="auto" w:val="clear"/>
+            <w:tcMar>
+              <w:top w:w="100.0" w:type="dxa"/>
+              <w:left w:w="100.0" w:type="dxa"/>
+              <w:bottom w:w="100.0" w:type="dxa"/>
+              <w:right w:w="100.0" w:type="dxa"/>
+            </w:tcMar>
+            <w:vAlign w:val="top"/>
+          </w:tcPr>
+          <w:p>
+            <w:pPr>
+              <w:widowControl w:val="0"/>
+              <w:spacing w:line="240" w:lineRule="auto"/>
+              <w:jc w:val="center"/>
+              <w:rPr>
+                <w:b w:val="1"/>
+                <w:sz w:val="24"/>
+                <w:szCs w:val="24"/>
+              </w:rPr>
+            </w:pPr>
+            <w:r>
+              <w:rPr>
+                <w:b w:val="1"/>
+                <w:sz w:val="24"/>
+                <w:szCs w:val="24"/>
+                <w:rtl w:val="0"/>
+              </w:rPr>
+              <w:t xml:space="preserve">Ações do Ator</w:t>
+            </w:r>
+          </w:p>
+        </w:tc>
+        <w:tc>
+          <w:tcPr>
+            <w:shd w:fill="auto" w:val="clear"/>
+            <w:tcMar>
+              <w:top w:w="100.0" w:type="dxa"/>
+              <w:left w:w="100.0" w:type="dxa"/>
+              <w:bottom w:w="100.0" w:type="dxa"/>
+              <w:right w:w="100.0" w:type="dxa"/>
+            </w:tcMar>
+            <w:vAlign w:val="top"/>
+          </w:tcPr>
+          <w:p>
+            <w:pPr>
+              <w:widowControl w:val="0"/>
+              <w:spacing w:line="240" w:lineRule="auto"/>
+              <w:jc w:val="center"/>
+              <w:rPr>
+                <w:b w:val="1"/>
+                <w:sz w:val="24"/>
+                <w:szCs w:val="24"/>
+              </w:rPr>
+            </w:pPr>
+            <w:r>
+              <w:rPr>
+                <w:sz w:val="24"/>
+                <w:szCs w:val="24"/>
+                <w:rtl w:val="0"/>
+              </w:rPr>
+              <w:t xml:space="preserve"> </w:t>
+            </w:r>
+            <w:r>
+              <w:rPr>
+                <w:b w:val="1"/>
+                <w:sz w:val="24"/>
+                <w:szCs w:val="24"/>
+                <w:rtl w:val="0"/>
+              </w:rPr>
+              <w:t xml:space="preserve">Respostas do Sistema</w:t>
+            </w:r>
+          </w:p>
+        </w:tc>
+      </w:tr>
+      <w:tr>
+        <w:trPr>
+          <w:cantSplit w:val="0"/>
+          <w:tblHeader w:val="0"/>
+        </w:trPr>
+        <w:tc>
+          <w:tcPr>
+            <w:shd w:fill="auto" w:val="clear"/>
+            <w:tcMar>
+              <w:top w:w="100.0" w:type="dxa"/>
+              <w:left w:w="100.0" w:type="dxa"/>
+              <w:bottom w:w="100.0" w:type="dxa"/>
+              <w:right w:w="100.0" w:type="dxa"/>
+            </w:tcMar>
+            <w:vAlign w:val="top"/>
+          </w:tcPr>
+          <w:p>
+            <w:pPr>
+              <w:widowControl w:val="0"/>
+              <w:spacing w:line="240" w:lineRule="auto"/>
+              <w:jc w:val="center"/>
+              <w:rPr>
+                <w:sz w:val="24"/>
+                <w:szCs w:val="24"/>
+              </w:rPr>
+            </w:pPr>
+            <w:r>
+              <w:rPr>
+                <w:b w:val="1"/>
+                <w:sz w:val="24"/>
+                <w:szCs w:val="24"/>
+                <w:rtl w:val="0"/>
+              </w:rPr>
+              <w:t xml:space="preserve">1.O Administrador</w:t>
+            </w:r>
+            <w:r>
+              <w:rPr>
+                <w:sz w:val="24"/>
+                <w:szCs w:val="24"/>
+                <w:rtl w:val="0"/>
+              </w:rPr>
+              <w:t xml:space="preserve"> quer cadastrar um novo usuário.</w:t>
+            </w:r>
+          </w:p>
+        </w:tc>
+        <w:tc>
+          <w:tcPr>
+            <w:shd w:fill="auto" w:val="clear"/>
+            <w:tcMar>
+              <w:top w:w="100.0" w:type="dxa"/>
+              <w:left w:w="100.0" w:type="dxa"/>
+              <w:bottom w:w="100.0" w:type="dxa"/>
+              <w:right w:w="100.0" w:type="dxa"/>
+            </w:tcMar>
+            <w:vAlign w:val="top"/>
+          </w:tcPr>
+          <w:p>
+            <w:pPr>
+              <w:widowControl w:val="0"/>
+              <w:spacing w:line="240" w:lineRule="auto"/>
+              <w:jc w:val="center"/>
+              <w:rPr>
+                <w:sz w:val="24"/>
+                <w:szCs w:val="24"/>
+              </w:rPr>
+            </w:pPr>
+            <w:r>
+              <w:rPr>
+                <w:b w:val="1"/>
+                <w:sz w:val="24"/>
+                <w:szCs w:val="24"/>
+                <w:rtl w:val="0"/>
+              </w:rPr>
+              <w:t xml:space="preserve">2.O Sistema</w:t>
+            </w:r>
+            <w:r>
+              <w:rPr>
+                <w:sz w:val="24"/>
+                <w:szCs w:val="24"/>
+                <w:rtl w:val="0"/>
+              </w:rPr>
+              <w:t xml:space="preserve"> exibe um formulário de cadastro com campos para nome completo, e-mail, CPF, instituição e senha temporária.</w:t>
+            </w:r>
+          </w:p>
+        </w:tc>
+      </w:tr>
+      <w:tr>
+        <w:trPr>
+          <w:cantSplit w:val="0"/>
+          <w:tblHeader w:val="0"/>
+        </w:trPr>
+        <w:tc>
+          <w:tcPr>
+            <w:shd w:fill="auto" w:val="clear"/>
+            <w:tcMar>
+              <w:top w:w="100.0" w:type="dxa"/>
+              <w:left w:w="100.0" w:type="dxa"/>
+              <w:bottom w:w="100.0" w:type="dxa"/>
+              <w:right w:w="100.0" w:type="dxa"/>
+            </w:tcMar>
+            <w:vAlign w:val="top"/>
+          </w:tcPr>
+          <w:p>
+            <w:pPr>
+              <w:widowControl w:val="0"/>
+              <w:spacing w:line="240" w:lineRule="auto"/>
+              <w:jc w:val="center"/>
+              <w:rPr>
+                <w:sz w:val="24"/>
+                <w:szCs w:val="24"/>
+              </w:rPr>
+            </w:pPr>
+            <w:r>
+              <w:rPr>
+                <w:b w:val="1"/>
+                <w:sz w:val="24"/>
+                <w:szCs w:val="24"/>
+                <w:rtl w:val="0"/>
+              </w:rPr>
+              <w:t xml:space="preserve">3.O Administrador</w:t>
+            </w:r>
+            <w:r>
+              <w:rPr>
+                <w:sz w:val="24"/>
+                <w:szCs w:val="24"/>
+                <w:rtl w:val="0"/>
+              </w:rPr>
+              <w:t xml:space="preserve"> preenche o formulário e clica em "Cadastrar".</w:t>
+            </w:r>
+          </w:p>
+        </w:tc>
+        <w:tc>
+          <w:tcPr>
+            <w:shd w:fill="auto" w:val="clear"/>
+            <w:tcMar>
+              <w:top w:w="100.0" w:type="dxa"/>
+              <w:left w:w="100.0" w:type="dxa"/>
+              <w:bottom w:w="100.0" w:type="dxa"/>
+              <w:right w:w="100.0" w:type="dxa"/>
+            </w:tcMar>
+            <w:vAlign w:val="top"/>
+          </w:tcPr>
+          <w:p>
+            <w:pPr>
+              <w:widowControl w:val="0"/>
+              <w:spacing w:line="240" w:lineRule="auto"/>
+              <w:jc w:val="center"/>
+              <w:rPr>
+                <w:b w:val="1"/>
+                <w:sz w:val="24"/>
+                <w:szCs w:val="24"/>
+              </w:rPr>
+            </w:pPr>
+            <w:r>
+              <w:rPr>
+                <w:b w:val="1"/>
+                <w:sz w:val="24"/>
+                <w:szCs w:val="24"/>
+                <w:rtl w:val="0"/>
+              </w:rPr>
+              <w:t xml:space="preserve">4.O Sistema</w:t>
+            </w:r>
+            <w:r>
+              <w:rPr>
+                <w:sz w:val="24"/>
+                <w:szCs w:val="24"/>
+                <w:rtl w:val="0"/>
+              </w:rPr>
+              <w:t xml:space="preserve"> valida se o e-mail já está em uso,se o CPF está no formato correto e não está duplicado, se todos os campos obrigatórios foram preenchidos.</w:t>
+            </w:r>
+            <w:r>
+              <w:rPr>
+                <w:rtl w:val="0"/>
+              </w:rPr>
+            </w:r>
+          </w:p>
+        </w:tc>
+      </w:tr>
+      <w:tr>
+        <w:trPr>
+          <w:cantSplit w:val="0"/>
+          <w:tblHeader w:val="0"/>
+        </w:trPr>
+        <w:tc>
+          <w:tcPr>
+            <w:shd w:fill="auto" w:val="clear"/>
+            <w:tcMar>
+              <w:top w:w="100.0" w:type="dxa"/>
+              <w:left w:w="100.0" w:type="dxa"/>
+              <w:bottom w:w="100.0" w:type="dxa"/>
+              <w:right w:w="100.0" w:type="dxa"/>
+            </w:tcMar>
+            <w:vAlign w:val="top"/>
+          </w:tcPr>
+          <w:p>
+            <w:pPr>
+              <w:widowControl w:val="0"/>
+              <w:spacing w:line="240" w:lineRule="auto"/>
+              <w:jc w:val="center"/>
+              <w:rPr>
+                <w:sz w:val="24"/>
+                <w:szCs w:val="24"/>
+              </w:rPr>
+            </w:pPr>
+            <w:r>
+              <w:rPr>
+                <w:rtl w:val="0"/>
+              </w:rPr>
+            </w:r>
+          </w:p>
+        </w:tc>
+        <w:tc>
+          <w:tcPr>
+            <w:shd w:fill="auto" w:val="clear"/>
+            <w:tcMar>
+              <w:top w:w="100.0" w:type="dxa"/>
+              <w:left w:w="100.0" w:type="dxa"/>
+              <w:bottom w:w="100.0" w:type="dxa"/>
+              <w:right w:w="100.0" w:type="dxa"/>
+            </w:tcMar>
+            <w:vAlign w:val="top"/>
+          </w:tcPr>
+          <w:p>
+            <w:pPr>
+              <w:widowControl w:val="0"/>
+              <w:spacing w:line="240" w:lineRule="auto"/>
+              <w:jc w:val="center"/>
+              <w:rPr>
+                <w:sz w:val="24"/>
+                <w:szCs w:val="24"/>
+              </w:rPr>
+            </w:pPr>
+            <w:r>
+              <w:rPr>
+                <w:b w:val="1"/>
+                <w:sz w:val="24"/>
+                <w:szCs w:val="24"/>
+                <w:rtl w:val="0"/>
+              </w:rPr>
+              <w:t xml:space="preserve">5.O Sistema</w:t>
+            </w:r>
+            <w:r>
+              <w:rPr>
+                <w:sz w:val="24"/>
+                <w:szCs w:val="24"/>
+                <w:rtl w:val="0"/>
+              </w:rPr>
+              <w:t xml:space="preserve"> cadastra o novo usuário e envia um e-mail com o link para definir a senha.</w:t>
+            </w:r>
+          </w:p>
+        </w:tc>
+      </w:tr>
+      <w:tr>
+        <w:trPr>
+          <w:cantSplit w:val="0"/>
+          <w:tblHeader w:val="0"/>
+        </w:trPr>
+        <w:tc>
+          <w:tcPr>
+            <w:shd w:fill="auto" w:val="clear"/>
+            <w:tcMar>
+              <w:top w:w="100.0" w:type="dxa"/>
+              <w:left w:w="100.0" w:type="dxa"/>
+              <w:bottom w:w="100.0" w:type="dxa"/>
+              <w:right w:w="100.0" w:type="dxa"/>
+            </w:tcMar>
+            <w:vAlign w:val="top"/>
+          </w:tcPr>
+          <w:p>
+            <w:pPr>
+              <w:widowControl w:val="0"/>
+              <w:spacing w:line="240" w:lineRule="auto"/>
+              <w:jc w:val="center"/>
+              <w:rPr>
+                <w:sz w:val="24"/>
+                <w:szCs w:val="24"/>
+              </w:rPr>
+            </w:pPr>
+            <w:r>
+              <w:rPr>
+                <w:b w:val="1"/>
+                <w:sz w:val="24"/>
+                <w:szCs w:val="24"/>
+                <w:rtl w:val="0"/>
+              </w:rPr>
+              <w:t xml:space="preserve">6.O Usuário Lattes</w:t>
+            </w:r>
+            <w:r>
+              <w:rPr>
+                <w:sz w:val="24"/>
+                <w:szCs w:val="24"/>
+                <w:rtl w:val="0"/>
+              </w:rPr>
+              <w:t xml:space="preserve"> acessa o e-mail, define sua senha e ativa a conta.</w:t>
+            </w:r>
+          </w:p>
+        </w:tc>
+        <w:tc>
+          <w:tcPr>
+            <w:shd w:fill="auto" w:val="clear"/>
+            <w:tcMar>
+              <w:top w:w="100.0" w:type="dxa"/>
+              <w:left w:w="100.0" w:type="dxa"/>
+              <w:bottom w:w="100.0" w:type="dxa"/>
+              <w:right w:w="100.0" w:type="dxa"/>
+            </w:tcMar>
+            <w:vAlign w:val="top"/>
+          </w:tcPr>
+          <w:p>
+            <w:pPr>
+              <w:widowControl w:val="0"/>
+              <w:spacing w:line="240" w:lineRule="auto"/>
+              <w:jc w:val="center"/>
+              <w:rPr>
+                <w:sz w:val="24"/>
+                <w:szCs w:val="24"/>
+              </w:rPr>
+            </w:pPr>
+            <w:r>
+              <w:rPr>
+                <w:b w:val="1"/>
+                <w:sz w:val="24"/>
+                <w:szCs w:val="24"/>
+                <w:rtl w:val="0"/>
+              </w:rPr>
+              <w:t xml:space="preserve">7.O Sistema</w:t>
+            </w:r>
+            <w:r>
+              <w:rPr>
+                <w:sz w:val="24"/>
+                <w:szCs w:val="24"/>
+                <w:rtl w:val="0"/>
+              </w:rPr>
+              <w:t xml:space="preserve"> confirma a ativação e redireciona para a página de login.</w:t>
+            </w:r>
+          </w:p>
+        </w:tc>
+      </w:tr>
+    </w:tbl>
+    <w:p>
+      <w:pPr>
+        <w:rPr>
+          <w:sz w:val="24"/>
+          <w:szCs w:val="24"/>
+        </w:rPr>
+      </w:pPr>
+      <w:r>
+        <w:rPr>
+          <w:rtl w:val="0"/>
+        </w:rPr>
+      </w:r>
+    </w:p>
+    <w:p>
+      <w:pPr>
+        <w:rPr>
+          <w:sz w:val="24"/>
+          <w:szCs w:val="24"/>
+        </w:rPr>
+      </w:pPr>
+      <w:r>
+        <w:rPr>
+          <w:b w:val="1"/>
+          <w:sz w:val="24"/>
+          <w:szCs w:val="24"/>
+          <w:rtl w:val="0"/>
+        </w:rPr>
+        <w:t xml:space="preserve">Sequência Alternativa</w:t>
+      </w:r>
+      <w:r>
+        <w:rPr>
+          <w:sz w:val="24"/>
+          <w:szCs w:val="24"/>
+          <w:rtl w:val="0"/>
+        </w:rPr>
+        <w:t xml:space="preserve">:</w:t>
+      </w:r>
+    </w:p>
+    <w:p>
+      <w:pPr>
+        <w:rPr>
+          <w:sz w:val="24"/>
+          <w:szCs w:val="24"/>
+        </w:rPr>
+      </w:pPr>
+      <w:r>
+        <w:rPr>
+          <w:rtl w:val="0"/>
+        </w:rPr>
+      </w:r>
+    </w:p>
+    <w:p>
+      <w:pPr>
+        <w:rPr>
+          <w:sz w:val="24"/>
+          <w:szCs w:val="24"/>
+        </w:rPr>
+      </w:pPr>
+      <w:r>
+        <w:rPr>
+          <w:b w:val="1"/>
+          <w:sz w:val="24"/>
+          <w:szCs w:val="24"/>
+          <w:rtl w:val="0"/>
+        </w:rPr>
+        <w:t xml:space="preserve">Etapa 4 </w:t>
+      </w:r>
+      <w:r>
+        <w:rPr>
+          <w:sz w:val="24"/>
+          <w:szCs w:val="24"/>
+          <w:rtl w:val="0"/>
+        </w:rPr>
+        <w:t xml:space="preserve">: Se o CPF ou e-mail já estiver cadastrado, </w:t>
+      </w:r>
+      <w:r>
+        <w:rPr>
+          <w:b w:val="1"/>
+          <w:sz w:val="24"/>
+          <w:szCs w:val="24"/>
+          <w:rtl w:val="0"/>
+        </w:rPr>
+        <w:t xml:space="preserve">o Sistema</w:t>
+      </w:r>
+      <w:r>
+        <w:rPr>
+          <w:sz w:val="24"/>
+          <w:szCs w:val="24"/>
+          <w:rtl w:val="0"/>
+        </w:rPr>
+        <w:t xml:space="preserve"> exibe uma mensagem de erro e impede o cadastro.</w:t>
+      </w:r>
+    </w:p>
+    <w:p>
+      <w:pPr>
+        <w:rPr>
+          <w:b w:val="1"/>
+          <w:sz w:val="26"/>
+          <w:szCs w:val="26"/>
+        </w:rPr>
+      </w:pPr>
+      <w:r>
+        <w:rPr>
+          <w:b w:val="1"/>
+          <w:sz w:val="24"/>
+          <w:szCs w:val="24"/>
+          <w:rtl w:val="0"/>
+        </w:rPr>
+        <w:t xml:space="preserve">Etapa 6</w:t>
+      </w:r>
+      <w:r>
+        <w:rPr>
+          <w:sz w:val="24"/>
+          <w:szCs w:val="24"/>
+          <w:rtl w:val="0"/>
+        </w:rPr>
+        <w:t xml:space="preserve">: Se o link de ativação tiver expirado ou falhar, </w:t>
+      </w:r>
+      <w:r>
+        <w:rPr>
+          <w:b w:val="1"/>
+          <w:sz w:val="24"/>
+          <w:szCs w:val="24"/>
+          <w:rtl w:val="0"/>
+        </w:rPr>
+        <w:t xml:space="preserve">o Sistema</w:t>
+      </w:r>
+      <w:r>
+        <w:rPr>
+          <w:sz w:val="24"/>
+          <w:szCs w:val="24"/>
+          <w:rtl w:val="0"/>
+        </w:rPr>
+        <w:t xml:space="preserve"> permite que o usuário solicite um novo link de ativação.</w:t>
+        <w:br w:type="textWrapping"/>
+        <w:br w:type="textWrapping"/>
+        <w:br w:type="textWrapping"/>
+        <w:br w:type="textWrapping"/>
+      </w:r>
+      <w:r>
+        <w:rPr>
+          <w:b w:val="1"/>
+          <w:sz w:val="26"/>
+          <w:szCs w:val="26"/>
+          <w:rtl w:val="0"/>
+        </w:rPr>
+        <w:t xml:space="preserve">Caso de Uso: Visualizar Currículo</w:t>
+      </w:r>
+    </w:p>
+    <w:p>
+      <w:pPr>
+        <w:spacing w:after="240" w:before="240" w:lineRule="auto"/>
+        <w:rPr>
+          <w:sz w:val="24"/>
+          <w:szCs w:val="24"/>
+        </w:rPr>
+      </w:pPr>
+      <w:r>
+        <w:rPr>
+          <w:b w:val="1"/>
+          <w:sz w:val="24"/>
+          <w:szCs w:val="24"/>
+          <w:rtl w:val="0"/>
+        </w:rPr>
+        <w:t xml:space="preserve">Ator</w:t>
+      </w:r>
+      <w:r>
+        <w:rPr>
+          <w:sz w:val="24"/>
+          <w:szCs w:val="24"/>
+          <w:rtl w:val="0"/>
+        </w:rPr>
+        <w:t xml:space="preserve">: Usuário Lattes</w:t>
+      </w:r>
+    </w:p>
+    <w:p>
+      <w:pPr>
+        <w:spacing w:after="240" w:before="240" w:lineRule="auto"/>
+        <w:rPr>
+          <w:sz w:val="24"/>
+          <w:szCs w:val="24"/>
+        </w:rPr>
+      </w:pPr>
+      <w:r>
+        <w:rPr>
+          <w:b w:val="1"/>
+          <w:sz w:val="24"/>
+          <w:szCs w:val="24"/>
+          <w:rtl w:val="0"/>
+        </w:rPr>
+        <w:t xml:space="preserve">Finalidade</w:t>
+      </w:r>
+      <w:r>
+        <w:rPr>
+          <w:sz w:val="24"/>
+          <w:szCs w:val="24"/>
+          <w:rtl w:val="0"/>
+        </w:rPr>
+        <w:t xml:space="preserve">: Permitir que o usuário visualize seu currículo completo no sistema.</w:t>
+      </w:r>
+    </w:p>
+    <w:p>
+      <w:pPr>
+        <w:spacing w:after="240" w:before="240" w:lineRule="auto"/>
+        <w:rPr>
+          <w:sz w:val="24"/>
+          <w:szCs w:val="24"/>
+        </w:rPr>
+      </w:pPr>
+      <w:r>
+        <w:rPr>
+          <w:b w:val="1"/>
+          <w:sz w:val="24"/>
+          <w:szCs w:val="24"/>
+          <w:rtl w:val="0"/>
+        </w:rPr>
+        <w:t xml:space="preserve">Tipo</w:t>
+      </w:r>
+      <w:r>
+        <w:rPr>
+          <w:sz w:val="24"/>
+          <w:szCs w:val="24"/>
+          <w:rtl w:val="0"/>
+        </w:rPr>
+        <w:t xml:space="preserve">: Primário</w:t>
+      </w:r>
+    </w:p>
+    <w:p>
+      <w:pPr>
+        <w:spacing w:after="240" w:before="240" w:lineRule="auto"/>
+        <w:rPr>
+          <w:sz w:val="24"/>
+          <w:szCs w:val="24"/>
+        </w:rPr>
+      </w:pPr>
+      <w:r>
+        <w:rPr>
+          <w:b w:val="1"/>
+          <w:sz w:val="24"/>
+          <w:szCs w:val="24"/>
+          <w:rtl w:val="0"/>
+        </w:rPr>
+        <w:t xml:space="preserve">Visão Geral</w:t>
+      </w:r>
+      <w:r>
+        <w:rPr>
+          <w:sz w:val="24"/>
+          <w:szCs w:val="24"/>
+          <w:rtl w:val="0"/>
+        </w:rPr>
+        <w:t xml:space="preserve">: O usuário acessa seu currículo, que é exibido pelo sistema com todas as informações preenchidas.</w:t>
+      </w:r>
+    </w:p>
+    <w:p>
+      <w:pPr>
+        <w:spacing w:after="240" w:before="240" w:lineRule="auto"/>
+        <w:rPr>
+          <w:sz w:val="24"/>
+          <w:szCs w:val="24"/>
+        </w:rPr>
+      </w:pPr>
+      <w:r>
+        <w:rPr>
+          <w:b w:val="1"/>
+          <w:sz w:val="24"/>
+          <w:szCs w:val="24"/>
+          <w:rtl w:val="0"/>
+        </w:rPr>
+        <w:t xml:space="preserve">Referência Cruzada</w:t>
+      </w:r>
+      <w:r>
+        <w:rPr>
+          <w:sz w:val="24"/>
+          <w:szCs w:val="24"/>
+          <w:rtl w:val="0"/>
+        </w:rPr>
+        <w:t xml:space="preserve">: RF11</w:t>
+      </w:r>
+    </w:p>
+    <w:p>
+      <w:pPr>
+        <w:rPr>
+          <w:sz w:val="24"/>
+          <w:szCs w:val="24"/>
+        </w:rPr>
+      </w:pPr>
+      <w:r>
+        <w:rPr>
+          <w:rtl w:val="0"/>
+        </w:rPr>
+      </w:r>
+    </w:p>
+    <w:tbl>
+      <w:tblPr>
+        <w:tblStyle w:val="Table6"/>
+        <w:tblW w:w="9240.0" w:type="dxa"/>
+        <w:jc w:val="left"/>
+        <w:tblBorders>
+          <w:top w:color="000000" w:space="0" w:sz="8" w:val="single"/>
+          <w:left w:color="000000" w:space="0" w:sz="8" w:val="single"/>
+          <w:bottom w:color="000000" w:space="0" w:sz="8" w:val="single"/>
+          <w:right w:color="000000" w:space="0" w:sz="8" w:val="single"/>
+          <w:insideH w:color="000000" w:space="0" w:sz="8" w:val="single"/>
+          <w:insideV w:color="000000" w:space="0" w:sz="8" w:val="single"/>
+        </w:tblBorders>
+        <w:tblLayout w:type="fixed"/>
+        <w:tblLook w:val="0600"/>
+      </w:tblPr>
+      <w:tblGrid>
+        <w:gridCol w:w="5475"/>
+        <w:gridCol w:w="3765"/>
+        <w:tblGridChange w:id="0">
+          <w:tblGrid>
+            <w:gridCol w:w="5475"/>
+            <w:gridCol w:w="3765"/>
+          </w:tblGrid>
+        </w:tblGridChange>
+      </w:tblGrid>
+      <w:tr>
+        <w:trPr>
+          <w:cantSplit w:val="0"/>
+          <w:tblHeader w:val="0"/>
+        </w:trPr>
+        <w:tc>
+          <w:tcPr>
+            <w:shd w:fill="auto" w:val="clear"/>
+            <w:tcMar>
+              <w:top w:w="100.0" w:type="dxa"/>
+              <w:left w:w="100.0" w:type="dxa"/>
+              <w:bottom w:w="100.0" w:type="dxa"/>
+              <w:right w:w="100.0" w:type="dxa"/>
+            </w:tcMar>
+            <w:vAlign w:val="top"/>
+          </w:tcPr>
+          <w:p>
+            <w:pPr>
+              <w:widowControl w:val="0"/>
+              <w:spacing w:line="240" w:lineRule="auto"/>
+              <w:jc w:val="center"/>
+              <w:rPr>
+                <w:b w:val="1"/>
+                <w:sz w:val="24"/>
+                <w:szCs w:val="24"/>
+              </w:rPr>
+            </w:pPr>
+            <w:r>
+              <w:rPr>
+                <w:b w:val="1"/>
+                <w:sz w:val="24"/>
+                <w:szCs w:val="24"/>
+                <w:rtl w:val="0"/>
+              </w:rPr>
+              <w:t xml:space="preserve">Ações do Ator</w:t>
+            </w:r>
+          </w:p>
+        </w:tc>
+        <w:tc>
+          <w:tcPr>
+            <w:shd w:fill="auto" w:val="clear"/>
+            <w:tcMar>
+              <w:top w:w="100.0" w:type="dxa"/>
+              <w:left w:w="100.0" w:type="dxa"/>
+              <w:bottom w:w="100.0" w:type="dxa"/>
+              <w:right w:w="100.0" w:type="dxa"/>
+            </w:tcMar>
+            <w:vAlign w:val="top"/>
+          </w:tcPr>
+          <w:p>
+            <w:pPr>
+              <w:widowControl w:val="0"/>
+              <w:spacing w:line="240" w:lineRule="auto"/>
+              <w:jc w:val="center"/>
+              <w:rPr>
+                <w:b w:val="1"/>
+                <w:sz w:val="24"/>
+                <w:szCs w:val="24"/>
+              </w:rPr>
+            </w:pPr>
+            <w:r>
+              <w:rPr>
+                <w:sz w:val="24"/>
+                <w:szCs w:val="24"/>
+                <w:rtl w:val="0"/>
+              </w:rPr>
+              <w:t xml:space="preserve"> </w:t>
+            </w:r>
+            <w:r>
+              <w:rPr>
+                <w:b w:val="1"/>
+                <w:sz w:val="24"/>
+                <w:szCs w:val="24"/>
+                <w:rtl w:val="0"/>
+              </w:rPr>
+              <w:t xml:space="preserve">Respostas do Sistema</w:t>
+            </w:r>
+          </w:p>
+        </w:tc>
+      </w:tr>
+      <w:tr>
+        <w:trPr>
+          <w:cantSplit w:val="0"/>
+          <w:tblHeader w:val="0"/>
+        </w:trPr>
+        <w:tc>
+          <w:tcPr>
+            <w:shd w:fill="auto" w:val="clear"/>
+            <w:tcMar>
+              <w:top w:w="100.0" w:type="dxa"/>
+              <w:left w:w="100.0" w:type="dxa"/>
+              <w:bottom w:w="100.0" w:type="dxa"/>
+              <w:right w:w="100.0" w:type="dxa"/>
+            </w:tcMar>
+            <w:vAlign w:val="top"/>
+          </w:tcPr>
+          <w:p>
+            <w:pPr>
+              <w:widowControl w:val="0"/>
+              <w:numPr>
+                <w:ilvl w:val="0"/>
+                <w:numId w:val="1"/>
+              </w:numPr>
+              <w:spacing w:line="240" w:lineRule="auto"/>
+              <w:ind w:left="720" w:hanging="360"/>
+              <w:jc w:val="center"/>
+              <w:rPr>
+                <w:sz w:val="24"/>
+                <w:szCs w:val="24"/>
+                <w:u w:val="none"/>
+              </w:rPr>
+            </w:pPr>
+            <w:r>
+              <w:rPr>
+                <w:b w:val="1"/>
+                <w:sz w:val="24"/>
+                <w:szCs w:val="24"/>
+                <w:rtl w:val="0"/>
+              </w:rPr>
+              <w:t xml:space="preserve">O Usuário Lattes </w:t>
+            </w:r>
+            <w:r>
+              <w:rPr>
+                <w:sz w:val="24"/>
+                <w:szCs w:val="24"/>
+                <w:rtl w:val="0"/>
+              </w:rPr>
+              <w:t xml:space="preserve">acessa a opção de visualizar currículo. </w:t>
+            </w:r>
+          </w:p>
+        </w:tc>
+        <w:tc>
+          <w:tcPr>
+            <w:shd w:fill="auto" w:val="clear"/>
+            <w:tcMar>
+              <w:top w:w="100.0" w:type="dxa"/>
+              <w:left w:w="100.0" w:type="dxa"/>
+              <w:bottom w:w="100.0" w:type="dxa"/>
+              <w:right w:w="100.0" w:type="dxa"/>
+            </w:tcMar>
+            <w:vAlign w:val="top"/>
+          </w:tcPr>
+          <w:p>
+            <w:pPr>
+              <w:widowControl w:val="0"/>
+              <w:spacing w:line="240" w:lineRule="auto"/>
+              <w:jc w:val="center"/>
+              <w:rPr>
+                <w:sz w:val="24"/>
+                <w:szCs w:val="24"/>
+              </w:rPr>
+            </w:pPr>
+            <w:r>
+              <w:rPr>
+                <w:sz w:val="24"/>
+                <w:szCs w:val="24"/>
+                <w:rtl w:val="0"/>
+              </w:rPr>
+              <w:t xml:space="preserve">2. O </w:t>
+            </w:r>
+            <w:r>
+              <w:rPr>
+                <w:b w:val="1"/>
+                <w:sz w:val="24"/>
+                <w:szCs w:val="24"/>
+                <w:rtl w:val="0"/>
+              </w:rPr>
+              <w:t xml:space="preserve">Sistema</w:t>
+            </w:r>
+            <w:r>
+              <w:rPr>
+                <w:sz w:val="24"/>
+                <w:szCs w:val="24"/>
+                <w:rtl w:val="0"/>
+              </w:rPr>
+              <w:t xml:space="preserve"> recupera as informações do currículo do usuário do banco de dados.</w:t>
+            </w:r>
+          </w:p>
+        </w:tc>
+      </w:tr>
+      <w:tr>
+        <w:trPr>
+          <w:cantSplit w:val="0"/>
+          <w:tblHeader w:val="0"/>
+        </w:trPr>
+        <w:tc>
+          <w:tcPr>
+            <w:shd w:fill="auto" w:val="clear"/>
+            <w:tcMar>
+              <w:top w:w="100.0" w:type="dxa"/>
+              <w:left w:w="100.0" w:type="dxa"/>
+              <w:bottom w:w="100.0" w:type="dxa"/>
+              <w:right w:w="100.0" w:type="dxa"/>
+            </w:tcMar>
+            <w:vAlign w:val="top"/>
+          </w:tcPr>
+          <w:p>
+            <w:pPr>
+              <w:widowControl w:val="0"/>
+              <w:spacing w:line="240" w:lineRule="auto"/>
+              <w:ind w:left="720" w:hanging="360"/>
+              <w:jc w:val="center"/>
+              <w:rPr>
+                <w:b w:val="1"/>
+                <w:sz w:val="24"/>
+                <w:szCs w:val="24"/>
+              </w:rPr>
+            </w:pPr>
+            <w:r>
+              <w:rPr>
+                <w:rtl w:val="0"/>
+              </w:rPr>
+            </w:r>
+          </w:p>
+        </w:tc>
+        <w:tc>
+          <w:tcPr>
+            <w:shd w:fill="auto" w:val="clear"/>
+            <w:tcMar>
+              <w:top w:w="100.0" w:type="dxa"/>
+              <w:left w:w="100.0" w:type="dxa"/>
+              <w:bottom w:w="100.0" w:type="dxa"/>
+              <w:right w:w="100.0" w:type="dxa"/>
+            </w:tcMar>
+            <w:vAlign w:val="top"/>
+          </w:tcPr>
+          <w:p>
+            <w:pPr>
+              <w:widowControl w:val="0"/>
+              <w:spacing w:line="240" w:lineRule="auto"/>
+              <w:jc w:val="center"/>
+              <w:rPr>
+                <w:sz w:val="24"/>
+                <w:szCs w:val="24"/>
+              </w:rPr>
+            </w:pPr>
+            <w:r>
+              <w:rPr>
+                <w:sz w:val="24"/>
+                <w:szCs w:val="24"/>
+                <w:rtl w:val="0"/>
+              </w:rPr>
+              <w:t xml:space="preserve">3. O </w:t>
+            </w:r>
+            <w:r>
+              <w:rPr>
+                <w:b w:val="1"/>
+                <w:sz w:val="24"/>
+                <w:szCs w:val="24"/>
+                <w:rtl w:val="0"/>
+              </w:rPr>
+              <w:t xml:space="preserve">Sistema</w:t>
+            </w:r>
+            <w:r>
+              <w:rPr>
+                <w:sz w:val="24"/>
+                <w:szCs w:val="24"/>
+                <w:rtl w:val="0"/>
+              </w:rPr>
+              <w:t xml:space="preserve"> exibe o currículo completo com todas as informações armazenadas.</w:t>
+            </w:r>
+          </w:p>
+        </w:tc>
+      </w:tr>
+      <w:tr>
+        <w:trPr>
+          <w:cantSplit w:val="0"/>
+          <w:tblHeader w:val="0"/>
+        </w:trPr>
+        <w:tc>
+          <w:tcPr>
+            <w:shd w:fill="auto" w:val="clear"/>
+            <w:tcMar>
+              <w:top w:w="100.0" w:type="dxa"/>
+              <w:left w:w="100.0" w:type="dxa"/>
+              <w:bottom w:w="100.0" w:type="dxa"/>
+              <w:right w:w="100.0" w:type="dxa"/>
+            </w:tcMar>
+            <w:vAlign w:val="top"/>
+          </w:tcPr>
+          <w:p>
+            <w:pPr>
+              <w:widowControl w:val="0"/>
+              <w:spacing w:line="240" w:lineRule="auto"/>
+              <w:ind w:left="720" w:hanging="360"/>
+              <w:jc w:val="center"/>
+              <w:rPr>
+                <w:sz w:val="24"/>
+                <w:szCs w:val="24"/>
+              </w:rPr>
+            </w:pPr>
+            <w:r>
+              <w:rPr>
+                <w:sz w:val="24"/>
+                <w:szCs w:val="24"/>
+                <w:rtl w:val="0"/>
+              </w:rPr>
+              <w:t xml:space="preserve">4. O </w:t>
+            </w:r>
+            <w:r>
+              <w:rPr>
+                <w:b w:val="1"/>
+                <w:sz w:val="24"/>
+                <w:szCs w:val="24"/>
+                <w:rtl w:val="0"/>
+              </w:rPr>
+              <w:t xml:space="preserve">Usuário Lattes</w:t>
+            </w:r>
+            <w:r>
+              <w:rPr>
+                <w:sz w:val="24"/>
+                <w:szCs w:val="24"/>
+                <w:rtl w:val="0"/>
+              </w:rPr>
+              <w:t xml:space="preserve"> pode navegar pelas seções exibidas do currículo.</w:t>
+            </w:r>
+          </w:p>
+        </w:tc>
+        <w:tc>
+          <w:tcPr>
+            <w:shd w:fill="auto" w:val="clear"/>
+            <w:tcMar>
+              <w:top w:w="100.0" w:type="dxa"/>
+              <w:left w:w="100.0" w:type="dxa"/>
+              <w:bottom w:w="100.0" w:type="dxa"/>
+              <w:right w:w="100.0" w:type="dxa"/>
+            </w:tcMar>
+            <w:vAlign w:val="top"/>
+          </w:tcPr>
+          <w:p>
+            <w:pPr>
+              <w:widowControl w:val="0"/>
+              <w:spacing w:line="240" w:lineRule="auto"/>
+              <w:jc w:val="center"/>
+              <w:rPr>
+                <w:sz w:val="24"/>
+                <w:szCs w:val="24"/>
+              </w:rPr>
+            </w:pPr>
+            <w:r>
+              <w:rPr>
+                <w:rtl w:val="0"/>
+              </w:rPr>
+            </w:r>
+          </w:p>
+        </w:tc>
+      </w:tr>
+    </w:tbl>
+    <w:p>
+      <w:pPr>
+        <w:rPr>
+          <w:sz w:val="24"/>
+          <w:szCs w:val="24"/>
+        </w:rPr>
+      </w:pPr>
+      <w:r>
+        <w:rPr>
+          <w:rtl w:val="0"/>
+        </w:rPr>
+      </w:r>
+    </w:p>
+    <w:p>
+      <w:pPr>
+        <w:spacing w:after="240" w:lineRule="auto"/>
+        <w:rPr>
+          <w:sz w:val="24"/>
+          <w:szCs w:val="24"/>
+        </w:rPr>
+      </w:pPr>
+      <w:r>
+        <w:rPr>
+          <w:b w:val="1"/>
+          <w:sz w:val="24"/>
+          <w:szCs w:val="24"/>
+          <w:rtl w:val="0"/>
+        </w:rPr>
+        <w:t xml:space="preserve">Sequência Alternativa</w:t>
+      </w:r>
+      <w:r>
+        <w:rPr>
+          <w:sz w:val="24"/>
+          <w:szCs w:val="24"/>
+          <w:rtl w:val="0"/>
+        </w:rPr>
+        <w:t xml:space="preserve">:</w:t>
+      </w:r>
+    </w:p>
+    <w:p>
+      <w:pPr>
+        <w:spacing w:after="240" w:before="240" w:lineRule="auto"/>
+        <w:ind w:left="0" w:firstLine="0"/>
+        <w:rPr>
+          <w:sz w:val="24"/>
+          <w:szCs w:val="24"/>
+        </w:rPr>
+      </w:pPr>
+      <w:r>
+        <w:rPr>
+          <w:b w:val="1"/>
+          <w:sz w:val="24"/>
+          <w:szCs w:val="24"/>
+          <w:rtl w:val="0"/>
+        </w:rPr>
+        <w:t xml:space="preserve">Etapa 2</w:t>
+      </w:r>
+      <w:r>
+        <w:rPr>
+          <w:sz w:val="24"/>
+          <w:szCs w:val="24"/>
+          <w:rtl w:val="0"/>
+        </w:rPr>
+        <w:t xml:space="preserve">: Se houver um erro ao recuperar os dados do currículo, o </w:t>
+      </w:r>
+      <w:r>
+        <w:rPr>
+          <w:b w:val="1"/>
+          <w:sz w:val="24"/>
+          <w:szCs w:val="24"/>
+          <w:rtl w:val="0"/>
+        </w:rPr>
+        <w:t xml:space="preserve">Sistema</w:t>
+      </w:r>
+      <w:r>
+        <w:rPr>
+          <w:sz w:val="24"/>
+          <w:szCs w:val="24"/>
+          <w:rtl w:val="0"/>
+        </w:rPr>
+        <w:t xml:space="preserve"> exibe uma mensagem de erro e solicita que o usuário tente novamente ou entre em contato com o suporte técnico.</w:t>
+      </w:r>
+    </w:p>
+    <w:p>
+      <w:pPr>
+        <w:rPr>
+          <w:sz w:val="24"/>
+          <w:szCs w:val="24"/>
+        </w:rPr>
+      </w:pPr>
+      <w:r>
+        <w:rPr>
+          <w:rtl w:val="0"/>
+        </w:rPr>
+      </w:r>
+    </w:p>
+    <w:p>
+      <w:pPr>
+        <w:rPr>
+          <w:sz w:val="24"/>
+          <w:szCs w:val="24"/>
+        </w:rPr>
+      </w:pPr>
+      <w:r>
+        <w:rPr>
+          <w:rtl w:val="0"/>
+        </w:rPr>
+      </w:r>
+    </w:p>
+    <w:p>
+      <w:pPr>
+        <w:rPr>
+          <w:sz w:val="24"/>
+          <w:szCs w:val="24"/>
+        </w:rPr>
+      </w:pPr>
+      <w:r>
+        <w:rPr>
+          <w:rtl w:val="0"/>
+        </w:rPr>
+      </w:r>
+    </w:p>
+    <w:p>
+      <w:pPr>
+        <w:rPr>
+          <w:sz w:val="24"/>
+          <w:szCs w:val="24"/>
+        </w:rPr>
+      </w:pPr>
+      <w:r>
+        <w:rPr>
+          <w:rtl w:val="0"/>
+        </w:rPr>
+      </w:r>
+    </w:p>
+    <w:p>
+      <w:pPr>
+        <w:rPr>
+          <w:sz w:val="24"/>
+          <w:szCs w:val="24"/>
+        </w:rPr>
+      </w:pPr>
+      <w:r>
+        <w:rPr>
+          <w:rtl w:val="0"/>
+        </w:rPr>
+      </w:r>
+    </w:p>
+    <w:p>
+      <w:pPr>
+        <w:rPr>
+          <w:sz w:val="24"/>
+          <w:szCs w:val="24"/>
+        </w:rPr>
+      </w:pPr>
+      <w:r>
+        <w:rPr>
+          <w:rtl w:val="0"/>
+        </w:rPr>
+      </w:r>
+    </w:p>
+    <w:p>
+      <w:pPr>
+        <w:rPr>
+          <w:sz w:val="24"/>
+          <w:szCs w:val="24"/>
+        </w:rPr>
+      </w:pPr>
+      <w:r>
+        <w:rPr>
+          <w:rtl w:val="0"/>
+        </w:rPr>
+      </w:r>
+    </w:p>
+    <w:p>
+      <w:pPr>
+        <w:rPr>
+          <w:sz w:val="24"/>
+          <w:szCs w:val="24"/>
+        </w:rPr>
+      </w:pPr>
+      <w:r>
+        <w:rPr>
+          <w:rtl w:val="0"/>
+        </w:rPr>
+      </w:r>
+    </w:p>
+    <w:p>
+      <w:pPr>
+        <w:rPr>
+          <w:sz w:val="24"/>
+          <w:szCs w:val="24"/>
+        </w:rPr>
+      </w:pPr>
+      <w:r>
+        <w:rPr>
+          <w:rtl w:val="0"/>
+        </w:rPr>
+      </w:r>
+    </w:p>
+    <w:p>
+      <w:pPr>
+        <w:rPr>
+          <w:sz w:val="24"/>
+          <w:szCs w:val="24"/>
+        </w:rPr>
+      </w:pPr>
+      <w:r>
+        <w:rPr>
+          <w:rtl w:val="0"/>
+        </w:rPr>
+      </w:r>
+    </w:p>
+    <w:p>
+      <w:pPr>
+        <w:rPr>
+          <w:sz w:val="24"/>
+          <w:szCs w:val="24"/>
+        </w:rPr>
+      </w:pPr>
+      <w:r>
+        <w:rPr>
+          <w:rtl w:val="0"/>
+        </w:rPr>
+      </w:r>
+    </w:p>
+    <w:p>
+      <w:pPr>
+        <w:rPr>
+          <w:sz w:val="24"/>
+          <w:szCs w:val="24"/>
+        </w:rPr>
+      </w:pPr>
+      <w:r>
+        <w:rPr>
+          <w:rtl w:val="0"/>
+        </w:rPr>
+      </w:r>
+    </w:p>
+    <w:p>
+      <w:pPr>
+        <w:rPr>
+          <w:sz w:val="24"/>
+          <w:szCs w:val="24"/>
+        </w:rPr>
+      </w:pPr>
+      <w:r>
+        <w:rPr>
+          <w:rtl w:val="0"/>
+        </w:rPr>
+      </w:r>
+    </w:p>
+    <w:p>
+      <w:pPr>
+        <w:pStyle w:val="Heading3"/>
+        <w:keepNext w:val="0"/>
+        <w:keepLines w:val="0"/>
+        <w:spacing w:before="280" w:lineRule="auto"/>
+        <w:rPr>
+          <w:b w:val="1"/>
+          <w:color w:val="000000"/>
+          <w:sz w:val="26"/>
+          <w:szCs w:val="26"/>
+        </w:rPr>
+      </w:pPr>
+      <w:bookmarkStart w:colFirst="0" w:colLast="0" w:name="_811v25db5wuo" w:id="7"/>
+      <w:bookmarkEnd w:id="7"/>
+      <w:r>
+        <w:rPr>
+          <w:b w:val="1"/>
+          <w:color w:val="000000"/>
+          <w:sz w:val="26"/>
+          <w:szCs w:val="26"/>
+          <w:rtl w:val="0"/>
+        </w:rPr>
+        <w:t xml:space="preserve">Caso de Uso: Inicialização do Sistema</w:t>
+      </w:r>
+    </w:p>
+    <w:p>
+      <w:pPr>
+        <w:spacing w:after="240" w:before="240" w:lineRule="auto"/>
+        <w:rPr>
+          <w:sz w:val="24"/>
+          <w:szCs w:val="24"/>
+        </w:rPr>
+      </w:pPr>
+      <w:r>
+        <w:rPr>
+          <w:b w:val="1"/>
+          <w:sz w:val="24"/>
+          <w:szCs w:val="24"/>
+          <w:rtl w:val="0"/>
+        </w:rPr>
+        <w:t xml:space="preserve">Ator</w:t>
+      </w:r>
+      <w:r>
+        <w:rPr>
+          <w:sz w:val="24"/>
+          <w:szCs w:val="24"/>
+          <w:rtl w:val="0"/>
+        </w:rPr>
+        <w:t xml:space="preserve">: Sistema</w:t>
+      </w:r>
+    </w:p>
+    <w:p>
+      <w:pPr>
+        <w:spacing w:after="240" w:before="240" w:lineRule="auto"/>
+        <w:rPr>
+          <w:sz w:val="24"/>
+          <w:szCs w:val="24"/>
+        </w:rPr>
+      </w:pPr>
+      <w:r>
+        <w:rPr>
+          <w:b w:val="1"/>
+          <w:sz w:val="24"/>
+          <w:szCs w:val="24"/>
+          <w:rtl w:val="0"/>
+        </w:rPr>
+        <w:t xml:space="preserve">Finalidade</w:t>
+      </w:r>
+      <w:r>
+        <w:rPr>
+          <w:sz w:val="24"/>
+          <w:szCs w:val="24"/>
+          <w:rtl w:val="0"/>
+        </w:rPr>
+        <w:t xml:space="preserve">: Realizar a inicialização verificando configurações críticas e integridade dos serviços.</w:t>
+      </w:r>
+    </w:p>
+    <w:p>
+      <w:pPr>
+        <w:spacing w:after="240" w:before="240" w:lineRule="auto"/>
+        <w:rPr>
+          <w:sz w:val="24"/>
+          <w:szCs w:val="24"/>
+        </w:rPr>
+      </w:pPr>
+      <w:r>
+        <w:rPr>
+          <w:b w:val="1"/>
+          <w:sz w:val="24"/>
+          <w:szCs w:val="24"/>
+          <w:rtl w:val="0"/>
+        </w:rPr>
+        <w:t xml:space="preserve">Tipo</w:t>
+      </w:r>
+      <w:r>
+        <w:rPr>
+          <w:sz w:val="24"/>
+          <w:szCs w:val="24"/>
+          <w:rtl w:val="0"/>
+        </w:rPr>
+        <w:t xml:space="preserve">: Primário</w:t>
+      </w:r>
+    </w:p>
+    <w:p>
+      <w:pPr>
+        <w:spacing w:after="240" w:before="240" w:lineRule="auto"/>
+        <w:rPr>
+          <w:sz w:val="24"/>
+          <w:szCs w:val="24"/>
+        </w:rPr>
+      </w:pPr>
+      <w:r>
+        <w:rPr>
+          <w:b w:val="1"/>
+          <w:sz w:val="24"/>
+          <w:szCs w:val="24"/>
+          <w:rtl w:val="0"/>
+        </w:rPr>
+        <w:t xml:space="preserve">Visão Geral</w:t>
+      </w:r>
+      <w:r>
+        <w:rPr>
+          <w:sz w:val="24"/>
+          <w:szCs w:val="24"/>
+          <w:rtl w:val="0"/>
+        </w:rPr>
+        <w:t xml:space="preserve">: O sistema executa rotinas de verificação e validação durante a inicialização para garantir um funcionamento correto.</w:t>
+      </w:r>
+    </w:p>
+    <w:p>
+      <w:pPr>
+        <w:spacing w:after="240" w:before="240" w:lineRule="auto"/>
+        <w:rPr>
+          <w:sz w:val="24"/>
+          <w:szCs w:val="24"/>
+        </w:rPr>
+      </w:pPr>
+      <w:r>
+        <w:rPr>
+          <w:b w:val="1"/>
+          <w:sz w:val="24"/>
+          <w:szCs w:val="24"/>
+          <w:rtl w:val="0"/>
+        </w:rPr>
+        <w:t xml:space="preserve">Referência Cruzada</w:t>
+      </w:r>
+      <w:r>
+        <w:rPr>
+          <w:sz w:val="24"/>
+          <w:szCs w:val="24"/>
+          <w:rtl w:val="0"/>
+        </w:rPr>
+        <w:t xml:space="preserve">: RF10</w:t>
+      </w:r>
+    </w:p>
+    <w:p>
+      <w:pPr>
+        <w:spacing w:after="240" w:before="240" w:lineRule="auto"/>
+        <w:rPr>
+          <w:sz w:val="24"/>
+          <w:szCs w:val="24"/>
+        </w:rPr>
+      </w:pPr>
+      <w:r>
+        <w:rPr>
+          <w:rtl w:val="0"/>
+        </w:rPr>
+      </w:r>
+    </w:p>
+    <w:p>
+      <w:pPr>
+        <w:rPr>
+          <w:sz w:val="24"/>
+          <w:szCs w:val="24"/>
+        </w:rPr>
+      </w:pPr>
+      <w:r>
+        <w:rPr>
+          <w:rtl w:val="0"/>
+        </w:rPr>
+      </w:r>
+    </w:p>
+    <w:tbl>
+      <w:tblPr>
+        <w:tblStyle w:val="Table7"/>
+        <w:tblW w:w="9240.0" w:type="dxa"/>
+        <w:jc w:val="left"/>
+        <w:tblBorders>
+          <w:top w:color="000000" w:space="0" w:sz="8" w:val="single"/>
+          <w:left w:color="000000" w:space="0" w:sz="8" w:val="single"/>
+          <w:bottom w:color="000000" w:space="0" w:sz="8" w:val="single"/>
+          <w:right w:color="000000" w:space="0" w:sz="8" w:val="single"/>
+          <w:insideH w:color="000000" w:space="0" w:sz="8" w:val="single"/>
+          <w:insideV w:color="000000" w:space="0" w:sz="8" w:val="single"/>
+        </w:tblBorders>
+        <w:tblLayout w:type="fixed"/>
+        <w:tblLook w:val="0600"/>
+      </w:tblPr>
+      <w:tblGrid>
+        <w:gridCol w:w="5475"/>
+        <w:gridCol w:w="3765"/>
+        <w:tblGridChange w:id="0">
+          <w:tblGrid>
+            <w:gridCol w:w="5475"/>
+            <w:gridCol w:w="3765"/>
+          </w:tblGrid>
+        </w:tblGridChange>
+      </w:tblGrid>
+      <w:tr>
+        <w:trPr>
+          <w:cantSplit w:val="0"/>
+          <w:tblHeader w:val="0"/>
+        </w:trPr>
+        <w:tc>
+          <w:tcPr>
+            <w:shd w:fill="auto" w:val="clear"/>
+            <w:tcMar>
+              <w:top w:w="100.0" w:type="dxa"/>
+              <w:left w:w="100.0" w:type="dxa"/>
+              <w:bottom w:w="100.0" w:type="dxa"/>
+              <w:right w:w="100.0" w:type="dxa"/>
+            </w:tcMar>
+            <w:vAlign w:val="top"/>
+          </w:tcPr>
+          <w:p>
+            <w:pPr>
+              <w:widowControl w:val="0"/>
+              <w:spacing w:line="240" w:lineRule="auto"/>
+              <w:jc w:val="center"/>
+              <w:rPr>
+                <w:b w:val="1"/>
+                <w:sz w:val="24"/>
+                <w:szCs w:val="24"/>
+              </w:rPr>
+            </w:pPr>
+            <w:r>
+              <w:rPr>
+                <w:b w:val="1"/>
+                <w:sz w:val="24"/>
+                <w:szCs w:val="24"/>
+                <w:rtl w:val="0"/>
+              </w:rPr>
+              <w:t xml:space="preserve">Ações do Ator</w:t>
+            </w:r>
+          </w:p>
+        </w:tc>
+        <w:tc>
+          <w:tcPr>
+            <w:shd w:fill="auto" w:val="clear"/>
+            <w:tcMar>
+              <w:top w:w="100.0" w:type="dxa"/>
+              <w:left w:w="100.0" w:type="dxa"/>
+              <w:bottom w:w="100.0" w:type="dxa"/>
+              <w:right w:w="100.0" w:type="dxa"/>
+            </w:tcMar>
+            <w:vAlign w:val="top"/>
+          </w:tcPr>
+          <w:p>
+            <w:pPr>
+              <w:widowControl w:val="0"/>
+              <w:spacing w:line="240" w:lineRule="auto"/>
+              <w:jc w:val="center"/>
+              <w:rPr>
+                <w:b w:val="1"/>
+                <w:sz w:val="24"/>
+                <w:szCs w:val="24"/>
+              </w:rPr>
+            </w:pPr>
+            <w:r>
+              <w:rPr>
+                <w:sz w:val="24"/>
+                <w:szCs w:val="24"/>
+                <w:rtl w:val="0"/>
+              </w:rPr>
+              <w:t xml:space="preserve"> </w:t>
+            </w:r>
+            <w:r>
+              <w:rPr>
+                <w:b w:val="1"/>
+                <w:sz w:val="24"/>
+                <w:szCs w:val="24"/>
+                <w:rtl w:val="0"/>
+              </w:rPr>
+              <w:t xml:space="preserve">Respostas do Sistema</w:t>
+            </w:r>
+          </w:p>
+        </w:tc>
+      </w:tr>
+      <w:tr>
+        <w:trPr>
+          <w:cantSplit w:val="0"/>
+          <w:tblHeader w:val="0"/>
+        </w:trPr>
+        <w:tc>
+          <w:tcPr>
+            <w:shd w:fill="auto" w:val="clear"/>
+            <w:tcMar>
+              <w:top w:w="100.0" w:type="dxa"/>
+              <w:left w:w="100.0" w:type="dxa"/>
+              <w:bottom w:w="100.0" w:type="dxa"/>
+              <w:right w:w="100.0" w:type="dxa"/>
+            </w:tcMar>
+            <w:vAlign w:val="top"/>
+          </w:tcPr>
+          <w:p>
+            <w:pPr>
+              <w:widowControl w:val="0"/>
+              <w:spacing w:line="240" w:lineRule="auto"/>
+              <w:jc w:val="center"/>
+              <w:rPr>
+                <w:b w:val="1"/>
+                <w:sz w:val="24"/>
+                <w:szCs w:val="24"/>
+              </w:rPr>
+            </w:pPr>
+            <w:r>
+              <w:rPr>
+                <w:rtl w:val="0"/>
+              </w:rPr>
+            </w:r>
+          </w:p>
+        </w:tc>
+        <w:tc>
+          <w:tcPr>
+            <w:shd w:fill="auto" w:val="clear"/>
+            <w:tcMar>
+              <w:top w:w="100.0" w:type="dxa"/>
+              <w:left w:w="100.0" w:type="dxa"/>
+              <w:bottom w:w="100.0" w:type="dxa"/>
+              <w:right w:w="100.0" w:type="dxa"/>
+            </w:tcMar>
+            <w:vAlign w:val="top"/>
+          </w:tcPr>
+          <w:p>
+            <w:pPr>
+              <w:widowControl w:val="0"/>
+              <w:spacing w:line="240" w:lineRule="auto"/>
+              <w:jc w:val="center"/>
+              <w:rPr>
+                <w:sz w:val="24"/>
+                <w:szCs w:val="24"/>
+              </w:rPr>
+            </w:pPr>
+            <w:r>
+              <w:rPr>
+                <w:sz w:val="24"/>
+                <w:szCs w:val="24"/>
+                <w:rtl w:val="0"/>
+              </w:rPr>
+              <w:t xml:space="preserve">1. O </w:t>
+            </w:r>
+            <w:r>
+              <w:rPr>
+                <w:b w:val="1"/>
+                <w:sz w:val="24"/>
+                <w:szCs w:val="24"/>
+                <w:rtl w:val="0"/>
+              </w:rPr>
+              <w:t xml:space="preserve">Sistema</w:t>
+            </w:r>
+            <w:r>
+              <w:rPr>
+                <w:sz w:val="24"/>
+                <w:szCs w:val="24"/>
+                <w:rtl w:val="0"/>
+              </w:rPr>
+              <w:t xml:space="preserve"> inicia o processo de inicialização.</w:t>
+            </w:r>
+          </w:p>
+        </w:tc>
+      </w:tr>
+      <w:tr>
+        <w:trPr>
+          <w:cantSplit w:val="0"/>
+          <w:tblHeader w:val="0"/>
+        </w:trPr>
+        <w:tc>
+          <w:tcPr>
+            <w:shd w:fill="auto" w:val="clear"/>
+            <w:tcMar>
+              <w:top w:w="100.0" w:type="dxa"/>
+              <w:left w:w="100.0" w:type="dxa"/>
+              <w:bottom w:w="100.0" w:type="dxa"/>
+              <w:right w:w="100.0" w:type="dxa"/>
+            </w:tcMar>
+            <w:vAlign w:val="top"/>
+          </w:tcPr>
+          <w:p>
+            <w:pPr>
+              <w:widowControl w:val="0"/>
+              <w:spacing w:line="240" w:lineRule="auto"/>
+              <w:jc w:val="center"/>
+              <w:rPr>
+                <w:b w:val="1"/>
+                <w:sz w:val="24"/>
+                <w:szCs w:val="24"/>
+              </w:rPr>
+            </w:pPr>
+            <w:r>
+              <w:rPr>
+                <w:rtl w:val="0"/>
+              </w:rPr>
+            </w:r>
+          </w:p>
+        </w:tc>
+        <w:tc>
+          <w:tcPr>
+            <w:shd w:fill="auto" w:val="clear"/>
+            <w:tcMar>
+              <w:top w:w="100.0" w:type="dxa"/>
+              <w:left w:w="100.0" w:type="dxa"/>
+              <w:bottom w:w="100.0" w:type="dxa"/>
+              <w:right w:w="100.0" w:type="dxa"/>
+            </w:tcMar>
+            <w:vAlign w:val="top"/>
+          </w:tcPr>
+          <w:p>
+            <w:pPr>
+              <w:widowControl w:val="0"/>
+              <w:spacing w:line="240" w:lineRule="auto"/>
+              <w:jc w:val="center"/>
+              <w:rPr>
+                <w:sz w:val="24"/>
+                <w:szCs w:val="24"/>
+              </w:rPr>
+            </w:pPr>
+            <w:r>
+              <w:rPr>
+                <w:sz w:val="24"/>
+                <w:szCs w:val="24"/>
+                <w:rtl w:val="0"/>
+              </w:rPr>
+              <w:t xml:space="preserve">2. O </w:t>
+            </w:r>
+            <w:r>
+              <w:rPr>
+                <w:b w:val="1"/>
+                <w:sz w:val="24"/>
+                <w:szCs w:val="24"/>
+                <w:rtl w:val="0"/>
+              </w:rPr>
+              <w:t xml:space="preserve">Sistema</w:t>
+            </w:r>
+            <w:r>
+              <w:rPr>
+                <w:sz w:val="24"/>
+                <w:szCs w:val="24"/>
+                <w:rtl w:val="0"/>
+              </w:rPr>
+              <w:t xml:space="preserve"> verifica a integridade do banco de dados.</w:t>
+            </w:r>
+          </w:p>
+        </w:tc>
+      </w:tr>
+      <w:tr>
+        <w:trPr>
+          <w:cantSplit w:val="0"/>
+          <w:tblHeader w:val="0"/>
+        </w:trPr>
+        <w:tc>
+          <w:tcPr>
+            <w:shd w:fill="auto" w:val="clear"/>
+            <w:tcMar>
+              <w:top w:w="100.0" w:type="dxa"/>
+              <w:left w:w="100.0" w:type="dxa"/>
+              <w:bottom w:w="100.0" w:type="dxa"/>
+              <w:right w:w="100.0" w:type="dxa"/>
+            </w:tcMar>
+            <w:vAlign w:val="top"/>
+          </w:tcPr>
+          <w:p>
+            <w:pPr>
+              <w:widowControl w:val="0"/>
+              <w:spacing w:line="240" w:lineRule="auto"/>
+              <w:jc w:val="center"/>
+              <w:rPr>
+                <w:b w:val="1"/>
+                <w:sz w:val="24"/>
+                <w:szCs w:val="24"/>
+              </w:rPr>
+            </w:pPr>
+            <w:r>
+              <w:rPr>
+                <w:rtl w:val="0"/>
+              </w:rPr>
+            </w:r>
+          </w:p>
+        </w:tc>
+        <w:tc>
+          <w:tcPr>
+            <w:shd w:fill="auto" w:val="clear"/>
+            <w:tcMar>
+              <w:top w:w="100.0" w:type="dxa"/>
+              <w:left w:w="100.0" w:type="dxa"/>
+              <w:bottom w:w="100.0" w:type="dxa"/>
+              <w:right w:w="100.0" w:type="dxa"/>
+            </w:tcMar>
+            <w:vAlign w:val="top"/>
+          </w:tcPr>
+          <w:p>
+            <w:pPr>
+              <w:widowControl w:val="0"/>
+              <w:spacing w:line="240" w:lineRule="auto"/>
+              <w:jc w:val="center"/>
+              <w:rPr>
+                <w:sz w:val="24"/>
+                <w:szCs w:val="24"/>
+              </w:rPr>
+            </w:pPr>
+            <w:r>
+              <w:rPr>
+                <w:sz w:val="24"/>
+                <w:szCs w:val="24"/>
+                <w:rtl w:val="0"/>
+              </w:rPr>
+              <w:t xml:space="preserve">3. O </w:t>
+            </w:r>
+            <w:r>
+              <w:rPr>
+                <w:b w:val="1"/>
+                <w:sz w:val="24"/>
+                <w:szCs w:val="24"/>
+                <w:rtl w:val="0"/>
+              </w:rPr>
+              <w:t xml:space="preserve">Sistema</w:t>
+            </w:r>
+            <w:r>
+              <w:rPr>
+                <w:sz w:val="24"/>
+                <w:szCs w:val="24"/>
+                <w:rtl w:val="0"/>
+              </w:rPr>
+              <w:t xml:space="preserve"> valida a conexão com os serviços dependentes.</w:t>
+            </w:r>
+          </w:p>
+        </w:tc>
+      </w:tr>
+      <w:tr>
+        <w:trPr>
+          <w:cantSplit w:val="0"/>
+          <w:tblHeader w:val="0"/>
+        </w:trPr>
+        <w:tc>
+          <w:tcPr>
+            <w:shd w:fill="auto" w:val="clear"/>
+            <w:tcMar>
+              <w:top w:w="100.0" w:type="dxa"/>
+              <w:left w:w="100.0" w:type="dxa"/>
+              <w:bottom w:w="100.0" w:type="dxa"/>
+              <w:right w:w="100.0" w:type="dxa"/>
+            </w:tcMar>
+            <w:vAlign w:val="top"/>
+          </w:tcPr>
+          <w:p>
+            <w:pPr>
+              <w:widowControl w:val="0"/>
+              <w:spacing w:line="240" w:lineRule="auto"/>
+              <w:jc w:val="center"/>
+              <w:rPr>
+                <w:b w:val="1"/>
+                <w:sz w:val="24"/>
+                <w:szCs w:val="24"/>
+              </w:rPr>
+            </w:pPr>
+            <w:r>
+              <w:rPr>
+                <w:rtl w:val="0"/>
+              </w:rPr>
+            </w:r>
+          </w:p>
+        </w:tc>
+        <w:tc>
+          <w:tcPr>
+            <w:shd w:fill="auto" w:val="clear"/>
+            <w:tcMar>
+              <w:top w:w="100.0" w:type="dxa"/>
+              <w:left w:w="100.0" w:type="dxa"/>
+              <w:bottom w:w="100.0" w:type="dxa"/>
+              <w:right w:w="100.0" w:type="dxa"/>
+            </w:tcMar>
+            <w:vAlign w:val="top"/>
+          </w:tcPr>
+          <w:p>
+            <w:pPr>
+              <w:widowControl w:val="0"/>
+              <w:spacing w:line="240" w:lineRule="auto"/>
+              <w:jc w:val="center"/>
+              <w:rPr>
+                <w:sz w:val="24"/>
+                <w:szCs w:val="24"/>
+              </w:rPr>
+            </w:pPr>
+            <w:r>
+              <w:rPr>
+                <w:sz w:val="24"/>
+                <w:szCs w:val="24"/>
+                <w:rtl w:val="0"/>
+              </w:rPr>
+              <w:t xml:space="preserve">4. O </w:t>
+            </w:r>
+            <w:r>
+              <w:rPr>
+                <w:b w:val="1"/>
+                <w:sz w:val="24"/>
+                <w:szCs w:val="24"/>
+                <w:rtl w:val="0"/>
+              </w:rPr>
+              <w:t xml:space="preserve">Sistema</w:t>
+            </w:r>
+            <w:r>
+              <w:rPr>
+                <w:sz w:val="24"/>
+                <w:szCs w:val="24"/>
+                <w:rtl w:val="0"/>
+              </w:rPr>
+              <w:t xml:space="preserve"> verifica as configurações principais do sistema.</w:t>
+            </w:r>
+          </w:p>
+        </w:tc>
+      </w:tr>
+      <w:tr>
+        <w:trPr>
+          <w:cantSplit w:val="0"/>
+          <w:tblHeader w:val="0"/>
+        </w:trPr>
+        <w:tc>
+          <w:tcPr>
+            <w:shd w:fill="auto" w:val="clear"/>
+            <w:tcMar>
+              <w:top w:w="100.0" w:type="dxa"/>
+              <w:left w:w="100.0" w:type="dxa"/>
+              <w:bottom w:w="100.0" w:type="dxa"/>
+              <w:right w:w="100.0" w:type="dxa"/>
+            </w:tcMar>
+            <w:vAlign w:val="top"/>
+          </w:tcPr>
+          <w:p>
+            <w:pPr>
+              <w:widowControl w:val="0"/>
+              <w:spacing w:line="240" w:lineRule="auto"/>
+              <w:jc w:val="center"/>
+              <w:rPr>
+                <w:b w:val="1"/>
+                <w:sz w:val="24"/>
+                <w:szCs w:val="24"/>
+              </w:rPr>
+            </w:pPr>
+            <w:r>
+              <w:rPr>
+                <w:rtl w:val="0"/>
+              </w:rPr>
+            </w:r>
+          </w:p>
+        </w:tc>
+        <w:tc>
+          <w:tcPr>
+            <w:shd w:fill="auto" w:val="clear"/>
+            <w:tcMar>
+              <w:top w:w="100.0" w:type="dxa"/>
+              <w:left w:w="100.0" w:type="dxa"/>
+              <w:bottom w:w="100.0" w:type="dxa"/>
+              <w:right w:w="100.0" w:type="dxa"/>
+            </w:tcMar>
+            <w:vAlign w:val="top"/>
+          </w:tcPr>
+          <w:p>
+            <w:pPr>
+              <w:widowControl w:val="0"/>
+              <w:spacing w:line="240" w:lineRule="auto"/>
+              <w:jc w:val="center"/>
+              <w:rPr>
+                <w:sz w:val="24"/>
+                <w:szCs w:val="24"/>
+              </w:rPr>
+            </w:pPr>
+            <w:r>
+              <w:rPr>
+                <w:sz w:val="24"/>
+                <w:szCs w:val="24"/>
+                <w:rtl w:val="0"/>
+              </w:rPr>
+              <w:t xml:space="preserve">5. O </w:t>
+            </w:r>
+            <w:r>
+              <w:rPr>
+                <w:b w:val="1"/>
+                <w:sz w:val="24"/>
+                <w:szCs w:val="24"/>
+                <w:rtl w:val="0"/>
+              </w:rPr>
+              <w:t xml:space="preserve">Sistema</w:t>
+            </w:r>
+            <w:r>
+              <w:rPr>
+                <w:sz w:val="24"/>
+                <w:szCs w:val="24"/>
+                <w:rtl w:val="0"/>
+              </w:rPr>
+              <w:t xml:space="preserve"> conclui a inicialização e está pronto para uso.</w:t>
+            </w:r>
+          </w:p>
+        </w:tc>
+      </w:tr>
+    </w:tbl>
+    <w:p>
+      <w:pPr>
+        <w:rPr>
+          <w:sz w:val="24"/>
+          <w:szCs w:val="24"/>
+        </w:rPr>
+      </w:pPr>
+      <w:r>
+        <w:rPr>
+          <w:rtl w:val="0"/>
+        </w:rPr>
+      </w:r>
+    </w:p>
+    <w:p>
+      <w:pPr>
+        <w:spacing w:after="240" w:lineRule="auto"/>
+        <w:rPr>
+          <w:sz w:val="24"/>
+          <w:szCs w:val="24"/>
+        </w:rPr>
+      </w:pPr>
+      <w:r>
+        <w:rPr>
+          <w:b w:val="1"/>
+          <w:sz w:val="24"/>
+          <w:szCs w:val="24"/>
+          <w:rtl w:val="0"/>
+        </w:rPr>
+        <w:t xml:space="preserve">Sequência Alternativa</w:t>
+      </w:r>
+      <w:r>
+        <w:rPr>
+          <w:sz w:val="24"/>
+          <w:szCs w:val="24"/>
+          <w:rtl w:val="0"/>
+        </w:rPr>
+        <w:t xml:space="preserve">:</w:t>
+      </w:r>
+    </w:p>
+    <w:p>
+      <w:pPr>
+        <w:spacing w:after="240" w:before="240" w:lineRule="auto"/>
+        <w:rPr>
+          <w:sz w:val="24"/>
+          <w:szCs w:val="24"/>
+        </w:rPr>
+      </w:pPr>
+      <w:r>
+        <w:rPr>
+          <w:b w:val="1"/>
+          <w:sz w:val="24"/>
+          <w:szCs w:val="24"/>
+          <w:rtl w:val="0"/>
+        </w:rPr>
+        <w:t xml:space="preserve">Etapa 2</w:t>
+      </w:r>
+      <w:r>
+        <w:rPr>
+          <w:sz w:val="24"/>
+          <w:szCs w:val="24"/>
+          <w:rtl w:val="0"/>
+        </w:rPr>
+        <w:t xml:space="preserve">: Se a verificação de integridade do banco de dados falhar, o </w:t>
+      </w:r>
+      <w:r>
+        <w:rPr>
+          <w:b w:val="1"/>
+          <w:sz w:val="24"/>
+          <w:szCs w:val="24"/>
+          <w:rtl w:val="0"/>
+        </w:rPr>
+        <w:t xml:space="preserve">Sistema</w:t>
+      </w:r>
+      <w:r>
+        <w:rPr>
+          <w:sz w:val="24"/>
+          <w:szCs w:val="24"/>
+          <w:rtl w:val="0"/>
+        </w:rPr>
+        <w:t xml:space="preserve"> registra um erro e interrompe a inicialização, exibindo uma notificação de falha de inicialização para o administrador.</w:t>
+      </w:r>
+    </w:p>
+    <w:p>
+      <w:pPr>
+        <w:spacing w:after="240" w:before="240" w:lineRule="auto"/>
+        <w:rPr>
+          <w:sz w:val="24"/>
+          <w:szCs w:val="24"/>
+        </w:rPr>
+      </w:pPr>
+      <w:r>
+        <w:rPr>
+          <w:b w:val="1"/>
+          <w:sz w:val="24"/>
+          <w:szCs w:val="24"/>
+          <w:rtl w:val="0"/>
+        </w:rPr>
+        <w:t xml:space="preserve">Etapa 3</w:t>
+      </w:r>
+      <w:r>
+        <w:rPr>
+          <w:sz w:val="24"/>
+          <w:szCs w:val="24"/>
+          <w:rtl w:val="0"/>
+        </w:rPr>
+        <w:t xml:space="preserve">: Se a conexão com um serviço dependente falhar, o </w:t>
+      </w:r>
+      <w:r>
+        <w:rPr>
+          <w:b w:val="1"/>
+          <w:sz w:val="24"/>
+          <w:szCs w:val="24"/>
+          <w:rtl w:val="0"/>
+        </w:rPr>
+        <w:t xml:space="preserve">Sistema</w:t>
+      </w:r>
+      <w:r>
+        <w:rPr>
+          <w:sz w:val="24"/>
+          <w:szCs w:val="24"/>
+          <w:rtl w:val="0"/>
+        </w:rPr>
+        <w:t xml:space="preserve"> tenta reconectar ou alerta o administrador para intervenção manual.</w:t>
+      </w:r>
+    </w:p>
+    <w:p>
+      <w:pPr>
+        <w:rPr>
+          <w:sz w:val="24"/>
+          <w:szCs w:val="24"/>
+        </w:rPr>
+      </w:pPr>
+      <w:r>
+        <w:rPr>
+          <w:rtl w:val="0"/>
+        </w:rPr>
       </w:r>
     </w:p>
     <w:sectPr>
@@ -2040,7 +6227,121 @@
 </file>
 
 <file path=word/numbering.xml><?xml version="1.0" encoding="utf-8"?>
-<w:numbering xmlns:mc="http://schemas.openxmlformats.org/markup-compatibility/2006" xmlns:o="urn:schemas-microsoft-com:office:office" xmlns:r="http://schemas.openxmlformats.org/officeDocument/2006/relationships" xmlns:m="http://schemas.openxmlformats.org/officeDocument/2006/math" xmlns:v="urn:schemas-microsoft-com:vml" xmlns:wp="http://schemas.openxmlformats.org/drawingml/2006/wordprocessingDrawing" xmlns:w10="urn:schemas-microsoft-com:office:word" xmlns:w="http://schemas.openxmlformats.org/wordprocessingml/2006/main" xmlns:wne="http://schemas.microsoft.com/office/word/2006/wordml" xmlns:sl="http://schemas.openxmlformats.org/schemaLibrary/2006/main" xmlns:a="http://schemas.openxmlformats.org/drawingml/2006/main" xmlns:pic="http://schemas.openxmlformats.org/drawingml/2006/picture" xmlns:c="http://schemas.openxmlformats.org/drawingml/2006/chart" xmlns:lc="http://schemas.openxmlformats.org/drawingml/2006/lockedCanvas" xmlns:dgm="http://schemas.openxmlformats.org/drawingml/2006/diagram" xmlns:wps="http://schemas.microsoft.com/office/word/2010/wordprocessingShape" xmlns:wpg="http://schemas.microsoft.com/office/word/2010/wordprocessingGroup" xmlns:w14="http://schemas.microsoft.com/office/word/2010/wordml" xmlns:w15="http://schemas.microsoft.com/office/word/2012/wordml" xmlns:w16="http://schemas.microsoft.com/office/word/2018/wordml" xmlns:w16cex="http://schemas.microsoft.com/office/word/2018/wordml/cex" xmlns:w16cid="http://schemas.microsoft.com/office/word/2016/wordml/cid" xmlns="http://schemas.microsoft.com/office/tasks/2019/documenttasks" xmlns:cr="http://schemas.microsoft.com/office/comments/2020/reactions"/>
+<w:numbering xmlns:mc="http://schemas.openxmlformats.org/markup-compatibility/2006" xmlns:o="urn:schemas-microsoft-com:office:office" xmlns:r="http://schemas.openxmlformats.org/officeDocument/2006/relationships" xmlns:m="http://schemas.openxmlformats.org/officeDocument/2006/math" xmlns:v="urn:schemas-microsoft-com:vml" xmlns:wp="http://schemas.openxmlformats.org/drawingml/2006/wordprocessingDrawing" xmlns:w10="urn:schemas-microsoft-com:office:word" xmlns:w="http://schemas.openxmlformats.org/wordprocessingml/2006/main" xmlns:wne="http://schemas.microsoft.com/office/word/2006/wordml" xmlns:sl="http://schemas.openxmlformats.org/schemaLibrary/2006/main" xmlns:a="http://schemas.openxmlformats.org/drawingml/2006/main" xmlns:pic="http://schemas.openxmlformats.org/drawingml/2006/picture" xmlns:c="http://schemas.openxmlformats.org/drawingml/2006/chart" xmlns:lc="http://schemas.openxmlformats.org/drawingml/2006/lockedCanvas" xmlns:dgm="http://schemas.openxmlformats.org/drawingml/2006/diagram" xmlns:wps="http://schemas.microsoft.com/office/word/2010/wordprocessingShape" xmlns:wpg="http://schemas.microsoft.com/office/word/2010/wordprocessingGroup" xmlns:w14="http://schemas.microsoft.com/office/word/2010/wordml" xmlns:w15="http://schemas.microsoft.com/office/word/2012/wordml" xmlns:w16="http://schemas.microsoft.com/office/word/2018/wordml" xmlns:w16cex="http://schemas.microsoft.com/office/word/2018/wordml/cex" xmlns:w16cid="http://schemas.microsoft.com/office/word/2016/wordml/cid" xmlns="http://schemas.microsoft.com/office/tasks/2019/documenttasks" xmlns:cr="http://schemas.microsoft.com/office/comments/2020/reactions">
+  <w:abstractNum w:abstractNumId="1">
+    <w:lvl w:ilvl="0">
+      <w:start w:val="1"/>
+      <w:numFmt w:val="decimal"/>
+      <w:lvlText w:val="%1."/>
+      <w:lvlJc w:val="left"/>
+      <w:pPr>
+        <w:ind w:left="720" w:hanging="360"/>
+      </w:pPr>
+      <w:rPr>
+        <w:u w:val="none"/>
+      </w:rPr>
+    </w:lvl>
+    <w:lvl w:ilvl="1">
+      <w:start w:val="1"/>
+      <w:numFmt w:val="lowerLetter"/>
+      <w:lvlText w:val="%2."/>
+      <w:lvlJc w:val="left"/>
+      <w:pPr>
+        <w:ind w:left="1440" w:hanging="360"/>
+      </w:pPr>
+      <w:rPr>
+        <w:u w:val="none"/>
+      </w:rPr>
+    </w:lvl>
+    <w:lvl w:ilvl="2">
+      <w:start w:val="1"/>
+      <w:numFmt w:val="lowerRoman"/>
+      <w:lvlText w:val="%3."/>
+      <w:lvlJc w:val="right"/>
+      <w:pPr>
+        <w:ind w:left="2160" w:hanging="360"/>
+      </w:pPr>
+      <w:rPr>
+        <w:u w:val="none"/>
+      </w:rPr>
+    </w:lvl>
+    <w:lvl w:ilvl="3">
+      <w:start w:val="1"/>
+      <w:numFmt w:val="decimal"/>
+      <w:lvlText w:val="%4."/>
+      <w:lvlJc w:val="left"/>
+      <w:pPr>
+        <w:ind w:left="2880" w:hanging="360"/>
+      </w:pPr>
+      <w:rPr>
+        <w:u w:val="none"/>
+      </w:rPr>
+    </w:lvl>
+    <w:lvl w:ilvl="4">
+      <w:start w:val="1"/>
+      <w:numFmt w:val="lowerLetter"/>
+      <w:lvlText w:val="%5."/>
+      <w:lvlJc w:val="left"/>
+      <w:pPr>
+        <w:ind w:left="3600" w:hanging="360"/>
+      </w:pPr>
+      <w:rPr>
+        <w:u w:val="none"/>
+      </w:rPr>
+    </w:lvl>
+    <w:lvl w:ilvl="5">
+      <w:start w:val="1"/>
+      <w:numFmt w:val="lowerRoman"/>
+      <w:lvlText w:val="%6."/>
+      <w:lvlJc w:val="right"/>
+      <w:pPr>
+        <w:ind w:left="4320" w:hanging="360"/>
+      </w:pPr>
+      <w:rPr>
+        <w:u w:val="none"/>
+      </w:rPr>
+    </w:lvl>
+    <w:lvl w:ilvl="6">
+      <w:start w:val="1"/>
+      <w:numFmt w:val="decimal"/>
+      <w:lvlText w:val="%7."/>
+      <w:lvlJc w:val="left"/>
+      <w:pPr>
+        <w:ind w:left="5040" w:hanging="360"/>
+      </w:pPr>
+      <w:rPr>
+        <w:u w:val="none"/>
+      </w:rPr>
+    </w:lvl>
+    <w:lvl w:ilvl="7">
+      <w:start w:val="1"/>
+      <w:numFmt w:val="lowerLetter"/>
+      <w:lvlText w:val="%8."/>
+      <w:lvlJc w:val="left"/>
+      <w:pPr>
+        <w:ind w:left="5760" w:hanging="360"/>
+      </w:pPr>
+      <w:rPr>
+        <w:u w:val="none"/>
+      </w:rPr>
+    </w:lvl>
+    <w:lvl w:ilvl="8">
+      <w:start w:val="1"/>
+      <w:numFmt w:val="lowerRoman"/>
+      <w:lvlText w:val="%9."/>
+      <w:lvlJc w:val="right"/>
+      <w:pPr>
+        <w:ind w:left="6480" w:hanging="360"/>
+      </w:pPr>
+      <w:rPr>
+        <w:u w:val="none"/>
+      </w:rPr>
+    </w:lvl>
+  </w:abstractNum>
+  <w:num w:numId="1">
+    <w:abstractNumId w:val="1"/>
+  </w:num>
+</w:numbering>
 </file>
 
 <file path=word/styles.xml><?xml version="1.0" encoding="utf-8"?>
@@ -2210,6 +6511,71 @@
     </w:tblPr>
   </w:style>
   <w:style w:type="table" w:styleId="Table2">
+    <w:basedOn w:val="TableNormal"/>
+    <w:tblPr>
+      <w:tblStyleRowBandSize w:val="1"/>
+      <w:tblStyleColBandSize w:val="1"/>
+      <w:tblCellMar>
+        <w:top w:w="100.0" w:type="dxa"/>
+        <w:left w:w="100.0" w:type="dxa"/>
+        <w:bottom w:w="100.0" w:type="dxa"/>
+        <w:right w:w="100.0" w:type="dxa"/>
+      </w:tblCellMar>
+    </w:tblPr>
+  </w:style>
+  <w:style w:type="table" w:styleId="Table3">
+    <w:basedOn w:val="TableNormal"/>
+    <w:tblPr>
+      <w:tblStyleRowBandSize w:val="1"/>
+      <w:tblStyleColBandSize w:val="1"/>
+      <w:tblCellMar>
+        <w:top w:w="100.0" w:type="dxa"/>
+        <w:left w:w="100.0" w:type="dxa"/>
+        <w:bottom w:w="100.0" w:type="dxa"/>
+        <w:right w:w="100.0" w:type="dxa"/>
+      </w:tblCellMar>
+    </w:tblPr>
+  </w:style>
+  <w:style w:type="table" w:styleId="Table4">
+    <w:basedOn w:val="TableNormal"/>
+    <w:tblPr>
+      <w:tblStyleRowBandSize w:val="1"/>
+      <w:tblStyleColBandSize w:val="1"/>
+      <w:tblCellMar>
+        <w:top w:w="100.0" w:type="dxa"/>
+        <w:left w:w="100.0" w:type="dxa"/>
+        <w:bottom w:w="100.0" w:type="dxa"/>
+        <w:right w:w="100.0" w:type="dxa"/>
+      </w:tblCellMar>
+    </w:tblPr>
+  </w:style>
+  <w:style w:type="table" w:styleId="Table5">
+    <w:basedOn w:val="TableNormal"/>
+    <w:tblPr>
+      <w:tblStyleRowBandSize w:val="1"/>
+      <w:tblStyleColBandSize w:val="1"/>
+      <w:tblCellMar>
+        <w:top w:w="100.0" w:type="dxa"/>
+        <w:left w:w="100.0" w:type="dxa"/>
+        <w:bottom w:w="100.0" w:type="dxa"/>
+        <w:right w:w="100.0" w:type="dxa"/>
+      </w:tblCellMar>
+    </w:tblPr>
+  </w:style>
+  <w:style w:type="table" w:styleId="Table6">
+    <w:basedOn w:val="TableNormal"/>
+    <w:tblPr>
+      <w:tblStyleRowBandSize w:val="1"/>
+      <w:tblStyleColBandSize w:val="1"/>
+      <w:tblCellMar>
+        <w:top w:w="100.0" w:type="dxa"/>
+        <w:left w:w="100.0" w:type="dxa"/>
+        <w:bottom w:w="100.0" w:type="dxa"/>
+        <w:right w:w="100.0" w:type="dxa"/>
+      </w:tblCellMar>
+    </w:tblPr>
+  </w:style>
+  <w:style w:type="table" w:styleId="Table7">
     <w:basedOn w:val="TableNormal"/>
     <w:tblPr>
       <w:tblStyleRowBandSize w:val="1"/>
